--- a/Analisis Juego  Sweet Crush.docx
+++ b/Analisis Juego  Sweet Crush.docx
@@ -4,39 +4,522 @@
   <w:body>
     <w:p>
       <w:pPr>
-        <w:rPr/>
-      </w:pPr>
-      <w:r>
-        <w:rPr>
-          <w:rtl w:val="0"/>
-        </w:rPr>
-        <w:t xml:space="preserve">Análisis Desafio 1 Informática 2</w:t>
-      </w:r>
-    </w:p>
-    <w:p>
-      <w:pPr>
-        <w:rPr/>
-      </w:pPr>
-      <w:r>
-        <w:rPr>
-          <w:rtl w:val="0"/>
-        </w:rPr>
-        <w:t xml:space="preserve">Juan Esteban López Castrillón</w:t>
-      </w:r>
-    </w:p>
-    <w:p>
-      <w:pPr>
-        <w:rPr/>
-      </w:pPr>
-      <w:r>
-        <w:rPr>
-          <w:rtl w:val="0"/>
-        </w:rPr>
-        <w:t xml:space="preserve">Juan Camilo López Castrillón</w:t>
-      </w:r>
-    </w:p>
-    <w:p>
-      <w:pPr>
+        <w:jc w:val="center"/>
+        <w:rPr>
+          <w:sz w:val="24"/>
+          <w:szCs w:val="24"/>
+        </w:rPr>
+      </w:pPr>
+      <w:r>
+        <w:rPr>
+          <w:sz w:val="24"/>
+          <w:szCs w:val="24"/>
+          <w:rtl w:val="0"/>
+        </w:rPr>
+        <w:t xml:space="preserve">Universidad de Antioquia</w:t>
+      </w:r>
+    </w:p>
+    <w:p>
+      <w:pPr>
+        <w:jc w:val="center"/>
+        <w:rPr>
+          <w:sz w:val="24"/>
+          <w:szCs w:val="24"/>
+        </w:rPr>
+      </w:pPr>
+      <w:r>
+        <w:rPr>
+          <w:rtl w:val="0"/>
+        </w:rPr>
+      </w:r>
+    </w:p>
+    <w:p>
+      <w:pPr>
+        <w:jc w:val="center"/>
+        <w:rPr>
+          <w:sz w:val="24"/>
+          <w:szCs w:val="24"/>
+        </w:rPr>
+      </w:pPr>
+      <w:r>
+        <w:rPr>
+          <w:sz w:val="24"/>
+          <w:szCs w:val="24"/>
+          <w:rtl w:val="0"/>
+        </w:rPr>
+        <w:t xml:space="preserve">Facultad de Ingeniería</w:t>
+      </w:r>
+    </w:p>
+    <w:p>
+      <w:pPr>
+        <w:jc w:val="center"/>
+        <w:rPr>
+          <w:sz w:val="24"/>
+          <w:szCs w:val="24"/>
+        </w:rPr>
+      </w:pPr>
+      <w:r>
+        <w:rPr>
+          <w:rtl w:val="0"/>
+        </w:rPr>
+      </w:r>
+    </w:p>
+    <w:p>
+      <w:pPr>
+        <w:jc w:val="center"/>
+        <w:rPr>
+          <w:sz w:val="24"/>
+          <w:szCs w:val="24"/>
+        </w:rPr>
+      </w:pPr>
+      <w:r>
+        <w:rPr>
+          <w:sz w:val="24"/>
+          <w:szCs w:val="24"/>
+          <w:rtl w:val="0"/>
+        </w:rPr>
+        <w:t xml:space="preserve">Informática II</w:t>
+      </w:r>
+    </w:p>
+    <w:p>
+      <w:pPr>
+        <w:jc w:val="center"/>
+        <w:rPr/>
+      </w:pPr>
+      <w:r>
+        <w:rPr>
+          <w:rtl w:val="0"/>
+        </w:rPr>
+      </w:r>
+    </w:p>
+    <w:p>
+      <w:pPr>
+        <w:jc w:val="center"/>
+        <w:rPr/>
+      </w:pPr>
+      <w:r>
+        <w:rPr>
+          <w:rtl w:val="0"/>
+        </w:rPr>
+      </w:r>
+    </w:p>
+    <w:p>
+      <w:pPr>
+        <w:jc w:val="center"/>
+        <w:rPr/>
+      </w:pPr>
+      <w:r>
+        <w:rPr>
+          <w:rtl w:val="0"/>
+        </w:rPr>
+      </w:r>
+    </w:p>
+    <w:p>
+      <w:pPr>
+        <w:jc w:val="center"/>
+        <w:rPr/>
+      </w:pPr>
+      <w:r>
+        <w:rPr>
+          <w:rtl w:val="0"/>
+        </w:rPr>
+      </w:r>
+    </w:p>
+    <w:p>
+      <w:pPr>
+        <w:jc w:val="center"/>
+        <w:rPr/>
+      </w:pPr>
+      <w:r>
+        <w:rPr>
+          <w:rtl w:val="0"/>
+        </w:rPr>
+        <w:t xml:space="preserve">DESAFÍO 1</w:t>
+      </w:r>
+    </w:p>
+    <w:p>
+      <w:pPr>
+        <w:jc w:val="center"/>
+        <w:rPr/>
+      </w:pPr>
+      <w:r>
+        <w:rPr>
+          <w:rtl w:val="0"/>
+        </w:rPr>
+      </w:r>
+    </w:p>
+    <w:p>
+      <w:pPr>
+        <w:jc w:val="left"/>
+        <w:rPr/>
+      </w:pPr>
+      <w:r>
+        <w:rPr>
+          <w:rtl w:val="0"/>
+        </w:rPr>
+      </w:r>
+    </w:p>
+    <w:p>
+      <w:pPr>
+        <w:jc w:val="center"/>
+        <w:rPr/>
+      </w:pPr>
+      <w:r>
+        <w:rPr>
+          <w:rtl w:val="0"/>
+        </w:rPr>
+        <w:t xml:space="preserve">Implementación de Sweet Crush mediante manipulación de bits en C++</w:t>
+      </w:r>
+    </w:p>
+    <w:p>
+      <w:pPr>
+        <w:jc w:val="center"/>
+        <w:rPr/>
+      </w:pPr>
+      <w:r>
+        <w:rPr>
+          <w:rtl w:val="0"/>
+        </w:rPr>
+      </w:r>
+    </w:p>
+    <w:p>
+      <w:pPr>
+        <w:jc w:val="center"/>
+        <w:rPr/>
+      </w:pPr>
+      <w:r>
+        <w:rPr>
+          <w:rtl w:val="0"/>
+        </w:rPr>
+      </w:r>
+    </w:p>
+    <w:p>
+      <w:pPr>
+        <w:jc w:val="center"/>
+        <w:rPr/>
+      </w:pPr>
+      <w:r>
+        <w:rPr>
+          <w:rtl w:val="0"/>
+        </w:rPr>
+      </w:r>
+    </w:p>
+    <w:p>
+      <w:pPr>
+        <w:jc w:val="center"/>
+        <w:rPr/>
+      </w:pPr>
+      <w:r>
+        <w:rPr>
+          <w:rtl w:val="0"/>
+        </w:rPr>
+      </w:r>
+    </w:p>
+    <w:p>
+      <w:pPr>
+        <w:jc w:val="center"/>
+        <w:rPr/>
+      </w:pPr>
+      <w:r>
+        <w:rPr>
+          <w:rtl w:val="0"/>
+        </w:rPr>
+      </w:r>
+    </w:p>
+    <w:p>
+      <w:pPr>
+        <w:jc w:val="center"/>
+        <w:rPr/>
+      </w:pPr>
+      <w:r>
+        <w:rPr>
+          <w:rtl w:val="0"/>
+        </w:rPr>
+      </w:r>
+    </w:p>
+    <w:p>
+      <w:pPr>
+        <w:jc w:val="center"/>
+        <w:rPr/>
+      </w:pPr>
+      <w:r>
+        <w:rPr>
+          <w:rtl w:val="0"/>
+        </w:rPr>
+        <w:t xml:space="preserve">Estudiantes</w:t>
+      </w:r>
+    </w:p>
+    <w:p>
+      <w:pPr>
+        <w:jc w:val="center"/>
+        <w:rPr/>
+      </w:pPr>
+      <w:r>
+        <w:rPr>
+          <w:rtl w:val="0"/>
+        </w:rPr>
+      </w:r>
+    </w:p>
+    <w:p>
+      <w:pPr>
+        <w:jc w:val="center"/>
+        <w:rPr/>
+      </w:pPr>
+      <w:r>
+        <w:rPr>
+          <w:rtl w:val="0"/>
+        </w:rPr>
+        <w:t xml:space="preserve">Juan Esteban Lopez Castrillon</w:t>
+      </w:r>
+    </w:p>
+    <w:p>
+      <w:pPr>
+        <w:jc w:val="center"/>
+        <w:rPr/>
+      </w:pPr>
+      <w:r>
+        <w:rPr>
+          <w:rtl w:val="0"/>
+        </w:rPr>
+        <w:t xml:space="preserve">Juan Camilo Lopez Castrillon</w:t>
+      </w:r>
+    </w:p>
+    <w:p>
+      <w:pPr>
+        <w:jc w:val="center"/>
+        <w:rPr/>
+      </w:pPr>
+      <w:r>
+        <w:rPr>
+          <w:rtl w:val="0"/>
+        </w:rPr>
+      </w:r>
+    </w:p>
+    <w:p>
+      <w:pPr>
+        <w:jc w:val="center"/>
+        <w:rPr/>
+      </w:pPr>
+      <w:r>
+        <w:rPr>
+          <w:rtl w:val="0"/>
+        </w:rPr>
+      </w:r>
+    </w:p>
+    <w:p>
+      <w:pPr>
+        <w:jc w:val="center"/>
+        <w:rPr/>
+      </w:pPr>
+      <w:r>
+        <w:rPr>
+          <w:rtl w:val="0"/>
+        </w:rPr>
+      </w:r>
+    </w:p>
+    <w:p>
+      <w:pPr>
+        <w:jc w:val="center"/>
+        <w:rPr/>
+      </w:pPr>
+      <w:r>
+        <w:rPr>
+          <w:rtl w:val="0"/>
+        </w:rPr>
+        <w:t xml:space="preserve">Profesor</w:t>
+      </w:r>
+    </w:p>
+    <w:p>
+      <w:pPr>
+        <w:jc w:val="center"/>
+        <w:rPr/>
+      </w:pPr>
+      <w:r>
+        <w:rPr>
+          <w:rtl w:val="0"/>
+        </w:rPr>
+      </w:r>
+    </w:p>
+    <w:p>
+      <w:pPr>
+        <w:jc w:val="center"/>
+        <w:rPr/>
+      </w:pPr>
+      <w:r>
+        <w:rPr>
+          <w:rtl w:val="0"/>
+        </w:rPr>
+        <w:t xml:space="preserve">Aníbal Guerra</w:t>
+      </w:r>
+    </w:p>
+    <w:p>
+      <w:pPr>
+        <w:jc w:val="center"/>
+        <w:rPr/>
+      </w:pPr>
+      <w:r>
+        <w:rPr>
+          <w:rtl w:val="0"/>
+        </w:rPr>
+      </w:r>
+    </w:p>
+    <w:p>
+      <w:pPr>
+        <w:jc w:val="center"/>
+        <w:rPr/>
+      </w:pPr>
+      <w:r>
+        <w:rPr>
+          <w:rtl w:val="0"/>
+        </w:rPr>
+      </w:r>
+    </w:p>
+    <w:p>
+      <w:pPr>
+        <w:jc w:val="center"/>
+        <w:rPr/>
+      </w:pPr>
+      <w:r>
+        <w:rPr>
+          <w:rtl w:val="0"/>
+        </w:rPr>
+      </w:r>
+    </w:p>
+    <w:p>
+      <w:pPr>
+        <w:jc w:val="center"/>
+        <w:rPr/>
+      </w:pPr>
+      <w:r>
+        <w:rPr>
+          <w:rtl w:val="0"/>
+        </w:rPr>
+      </w:r>
+    </w:p>
+    <w:p>
+      <w:pPr>
+        <w:jc w:val="center"/>
+        <w:rPr/>
+      </w:pPr>
+      <w:r>
+        <w:rPr>
+          <w:rtl w:val="0"/>
+        </w:rPr>
+      </w:r>
+    </w:p>
+    <w:p>
+      <w:pPr>
+        <w:jc w:val="center"/>
+        <w:rPr/>
+      </w:pPr>
+      <w:r>
+        <w:rPr>
+          <w:rtl w:val="0"/>
+        </w:rPr>
+      </w:r>
+    </w:p>
+    <w:p>
+      <w:pPr>
+        <w:jc w:val="center"/>
+        <w:rPr/>
+      </w:pPr>
+      <w:r>
+        <w:rPr>
+          <w:rtl w:val="0"/>
+        </w:rPr>
+      </w:r>
+    </w:p>
+    <w:p>
+      <w:pPr>
+        <w:jc w:val="center"/>
+        <w:rPr/>
+      </w:pPr>
+      <w:r>
+        <w:rPr>
+          <w:rtl w:val="0"/>
+        </w:rPr>
+      </w:r>
+    </w:p>
+    <w:p>
+      <w:pPr>
+        <w:jc w:val="center"/>
+        <w:rPr/>
+      </w:pPr>
+      <w:r>
+        <w:rPr>
+          <w:rtl w:val="0"/>
+        </w:rPr>
+      </w:r>
+    </w:p>
+    <w:p>
+      <w:pPr>
+        <w:jc w:val="center"/>
+        <w:rPr/>
+      </w:pPr>
+      <w:r>
+        <w:rPr>
+          <w:rtl w:val="0"/>
+        </w:rPr>
+      </w:r>
+    </w:p>
+    <w:p>
+      <w:pPr>
+        <w:jc w:val="center"/>
+        <w:rPr/>
+      </w:pPr>
+      <w:r>
+        <w:rPr>
+          <w:rtl w:val="0"/>
+        </w:rPr>
+      </w:r>
+    </w:p>
+    <w:p>
+      <w:pPr>
+        <w:jc w:val="center"/>
+        <w:rPr/>
+      </w:pPr>
+      <w:r>
+        <w:rPr>
+          <w:rtl w:val="0"/>
+        </w:rPr>
+      </w:r>
+    </w:p>
+    <w:p>
+      <w:pPr>
+        <w:jc w:val="center"/>
+        <w:rPr/>
+      </w:pPr>
+      <w:r>
+        <w:rPr>
+          <w:rtl w:val="0"/>
+        </w:rPr>
+      </w:r>
+    </w:p>
+    <w:p>
+      <w:pPr>
+        <w:jc w:val="center"/>
+        <w:rPr/>
+      </w:pPr>
+      <w:r>
+        <w:rPr>
+          <w:rtl w:val="0"/>
+        </w:rPr>
+      </w:r>
+    </w:p>
+    <w:p>
+      <w:pPr>
+        <w:jc w:val="left"/>
+        <w:rPr/>
+      </w:pPr>
+      <w:r>
+        <w:rPr>
+          <w:rtl w:val="0"/>
+        </w:rPr>
+      </w:r>
+    </w:p>
+    <w:p>
+      <w:pPr>
+        <w:jc w:val="center"/>
         <w:rPr/>
       </w:pPr>
       <w:r>
@@ -48,159 +531,2669 @@
     </w:p>
     <w:p>
       <w:pPr>
-        <w:rPr/>
-      </w:pPr>
-      <w:r>
-        <w:rPr>
-          <w:rtl w:val="0"/>
-        </w:rPr>
-        <w:t xml:space="preserve">Profesor: Aníbal Guerra </w:t>
-      </w:r>
-    </w:p>
-    <w:p>
-      <w:pPr>
-        <w:rPr/>
-      </w:pPr>
-      <w:r>
-        <w:rPr>
-          <w:rtl w:val="0"/>
-        </w:rPr>
-      </w:r>
-    </w:p>
-    <w:p>
-      <w:pPr>
-        <w:rPr/>
-      </w:pPr>
-      <w:r>
-        <w:rPr>
-          <w:rtl w:val="0"/>
-        </w:rPr>
-      </w:r>
-    </w:p>
-    <w:p>
-      <w:pPr>
-        <w:rPr/>
-      </w:pPr>
-      <w:r>
-        <w:rPr>
-          <w:rtl w:val="0"/>
-        </w:rPr>
-      </w:r>
-    </w:p>
-    <w:p>
-      <w:pPr>
-        <w:rPr/>
-      </w:pPr>
-      <w:r>
-        <w:rPr>
-          <w:rtl w:val="0"/>
-        </w:rPr>
-        <w:t xml:space="preserve">Primero lo dividiría en partes lógicas y secuenciales. Lo primero que ve uno es el tablero, entonces vamos a pensar en cómo vamos a hacer el tablero.</w:t>
-      </w:r>
-    </w:p>
-    <w:p>
-      <w:pPr>
-        <w:rPr/>
-      </w:pPr>
-      <w:r>
-        <w:rPr>
-          <w:rtl w:val="0"/>
-        </w:rPr>
-      </w:r>
-    </w:p>
-    <w:p>
-      <w:pPr>
-        <w:rPr/>
-      </w:pPr>
-      <w:r>
-        <w:rPr>
-          <w:rtl w:val="0"/>
-        </w:rPr>
-        <w:t xml:space="preserve">El documento nos dice que el tablero debe almacenar la secuencia de bits que tiene. Cada ficha está representada por 3 bits; esos bits visualmente representan un carácter que elijamos, pero internamente van a estar juntos todos los bits que representan las fichas, como en una banda. Por lo que al entrar a mirar va a haber una secuencia de bits. Como está construido C++, cada 8 bits son representados como un byte, y con los bytes podemos hacer operaciones.</w:t>
-      </w:r>
-    </w:p>
-    <w:p>
-      <w:pPr>
-        <w:rPr/>
-      </w:pPr>
-      <w:r>
-        <w:rPr>
-          <w:rtl w:val="0"/>
-        </w:rPr>
-      </w:r>
-    </w:p>
-    <w:p>
-      <w:pPr>
-        <w:rPr/>
-      </w:pPr>
-      <w:r>
-        <w:rPr>
-          <w:rtl w:val="0"/>
-        </w:rPr>
-        <w:t xml:space="preserve">Pasa que como cada ficha se representa con 3 bits, en teoría uno pensaría que para representar los 6 tipos de fichas necesitaríamos 18 bits. Pero lo que se guarda no son los tipos, sino cada casilla del tablero, y cada casilla ocupa 3 bits. Entonces la cantidad de bits depende del tamaño del tablero y no de cuántos tipos de fichas hay. Además, la memoria se reserva en bytes completos, así que si sobran bits se redondea al siguiente byte.</w:t>
-      </w:r>
-    </w:p>
-    <w:p>
-      <w:pPr>
-        <w:rPr/>
-      </w:pPr>
-      <w:r>
-        <w:rPr>
-          <w:rtl w:val="0"/>
-        </w:rPr>
-      </w:r>
-    </w:p>
-    <w:p>
-      <w:pPr>
-        <w:rPr/>
-      </w:pPr>
-      <w:r>
-        <w:rPr>
-          <w:rtl w:val="0"/>
-        </w:rPr>
-        <w:t xml:space="preserve">Para el tablero tenemos que usar memoria dinámica, entonces vamos a definir para el tablero un tipo de dato que sea compatible para almacenar bytes, y así podemos almacenar esos bits que van a representar nuestras fichas.</w:t>
-      </w:r>
-    </w:p>
-    <w:p>
-      <w:pPr>
-        <w:rPr/>
-      </w:pPr>
-      <w:r>
-        <w:rPr>
-          <w:rtl w:val="0"/>
-        </w:rPr>
-      </w:r>
-    </w:p>
-    <w:p>
-      <w:pPr>
-        <w:rPr/>
-      </w:pPr>
-      <w:r>
-        <w:rPr>
-          <w:rtl w:val="0"/>
-        </w:rPr>
-        <w:t xml:space="preserve">Ahora vamos con el tamaño del tablero. Se supone que cada ficha se representa con 3 bits, por lo que si tenemos, por ejemplo, un tablero de 10x10, de acuerdo a eso podemos calcular la cantidad de bits que necesitamos para almacenar todas nuestras fichas.</w:t>
-      </w:r>
-    </w:p>
-    <w:p>
-      <w:pPr>
-        <w:rPr/>
-      </w:pPr>
-      <w:r>
-        <w:rPr>
-          <w:rtl w:val="0"/>
-        </w:rPr>
-      </w:r>
-    </w:p>
-    <w:p>
-      <w:pPr>
-        <w:rPr/>
-      </w:pPr>
-      <w:r>
-        <w:rPr>
-          <w:rtl w:val="0"/>
-        </w:rPr>
-        <w:t xml:space="preserve">Ahora, ¿cómo podemos acceder a una ficha? Como lo indica el documento, si encontramos el bit inicial de esa ficha, encontramos los 3 bits que la representan. Pero para eso necesitamos el índice, que se calcula como fila × columnas + columna (donde columnas es el total de columnas del tablero y columna es la columna de la ficha). Con el índice sacamos el bit inicial multiplicándolo por 3. Con esas operaciones matemáticas logramos ubicarnos en la ficha o los bits que deseamos.</w:t>
+        <w:jc w:val="center"/>
+        <w:rPr/>
+      </w:pPr>
+      <w:r>
+        <w:rPr>
+          <w:rtl w:val="0"/>
+        </w:rPr>
+      </w:r>
+    </w:p>
+    <w:p>
+      <w:pPr>
+        <w:jc w:val="center"/>
+        <w:rPr/>
+      </w:pPr>
+      <w:r>
+        <w:rPr>
+          <w:rtl w:val="0"/>
+        </w:rPr>
+        <w:t xml:space="preserve">Medellín, 20-09-2026</w:t>
+      </w:r>
+    </w:p>
+    <w:p>
+      <w:pPr>
+        <w:rPr/>
+      </w:pPr>
+      <w:r>
+        <w:rPr>
+          <w:rtl w:val="0"/>
+        </w:rPr>
+        <w:t xml:space="preserve">Repositorio: https://github.com/21Miloo/sweet-crush-game</w:t>
+      </w:r>
+    </w:p>
+    <w:p>
+      <w:pPr>
+        <w:rPr/>
+      </w:pPr>
+      <w:r>
+        <w:rPr>
+          <w:rtl w:val="0"/>
+        </w:rPr>
+        <w:t xml:space="preserve">Video: https://youtu.be/bqAyNlnMqfE</w:t>
+      </w:r>
+    </w:p>
+    <w:p>
+      <w:pPr>
+        <w:jc w:val="center"/>
+        <w:rPr/>
+      </w:pPr>
+      <w:r>
+        <w:rPr>
+          <w:rtl w:val="0"/>
+        </w:rPr>
+      </w:r>
+    </w:p>
+    <w:p>
+      <w:pPr>
+        <w:jc w:val="center"/>
+        <w:rPr/>
+      </w:pPr>
+      <w:r>
+        <w:rPr>
+          <w:rtl w:val="0"/>
+        </w:rPr>
+      </w:r>
+    </w:p>
+    <w:p>
+      <w:pPr>
+        <w:jc w:val="left"/>
+        <w:rPr>
+          <w:b w:val="1"/>
+          <w:bCs w:val="1"/>
+          <w:sz w:val="32"/>
+          <w:szCs w:val="32"/>
+        </w:rPr>
+      </w:pPr>
+      <w:r>
+        <w:rPr>
+          <w:b w:val="1"/>
+          <w:bCs w:val="1"/>
+          <w:sz w:val="32"/>
+          <w:szCs w:val="32"/>
+          <w:rtl w:val="0"/>
+        </w:rPr>
+        <w:t xml:space="preserve">2.Análisis del problema</w:t>
+      </w:r>
+    </w:p>
+    <w:p>
+      <w:pPr>
+        <w:jc w:val="left"/>
+        <w:rPr>
+          <w:b w:val="1"/>
+          <w:bCs w:val="1"/>
+          <w:sz w:val="32"/>
+          <w:szCs w:val="32"/>
+        </w:rPr>
+      </w:pPr>
+      <w:r>
+        <w:rPr>
+          <w:rtl w:val="0"/>
+        </w:rPr>
+      </w:r>
+    </w:p>
+    <w:p>
+      <w:pPr>
+        <w:rPr>
+          <w:b w:val="1"/>
+          <w:bCs w:val="1"/>
+        </w:rPr>
+      </w:pPr>
+      <w:r>
+        <w:rPr>
+          <w:b w:val="1"/>
+          <w:bCs w:val="1"/>
+          <w:rtl w:val="0"/>
+        </w:rPr>
+        <w:t xml:space="preserve">2.1 Punto de partida</w:t>
+      </w:r>
+    </w:p>
+    <w:p>
+      <w:pPr>
+        <w:rPr/>
+      </w:pPr>
+      <w:r>
+        <w:rPr>
+          <w:rtl w:val="0"/>
+        </w:rPr>
+      </w:r>
+    </w:p>
+    <w:p>
+      <w:pPr>
+        <w:rPr/>
+      </w:pPr>
+      <w:r>
+        <w:rPr>
+          <w:rtl w:val="0"/>
+        </w:rPr>
+        <w:t xml:space="preserve">Primero lo dividimos en partes lógicas y secuenciales. Lo primero que ve uno es el tablero, entonces vamos a pensar en cómo vamos a hacer el tablero.</w:t>
+      </w:r>
+    </w:p>
+    <w:p>
+      <w:pPr>
+        <w:rPr/>
+      </w:pPr>
+      <w:r>
+        <w:rPr>
+          <w:rtl w:val="0"/>
+        </w:rPr>
+      </w:r>
+    </w:p>
+    <w:p>
+      <w:pPr>
+        <w:rPr/>
+      </w:pPr>
+      <w:r>
+        <w:rPr>
+          <w:rtl w:val="0"/>
+        </w:rPr>
+        <w:t xml:space="preserve">El documento nos dice que el tablero debe almacenar la secuencia de bits que tiene. Cada ficha está representada por 3 bits; esos bits visualmente representan un carácter que elijamos, pero internamente van a estar juntos todos los bits que representan las fichas, como en una banda. Por lo que al entrar a mirar va a haber una secuencia de bits. En C++ el byte es la unidad mínima que se puede direccionar, y cada byte contiene 8 bits, así que las operaciones se hacen sobre bytes.</w:t>
+      </w:r>
+    </w:p>
+    <w:p>
+      <w:pPr>
+        <w:rPr/>
+      </w:pPr>
+      <w:r>
+        <w:rPr>
+          <w:rtl w:val="0"/>
+        </w:rPr>
+      </w:r>
+    </w:p>
+    <w:p>
+      <w:pPr>
+        <w:rPr>
+          <w:b w:val="1"/>
+          <w:bCs w:val="1"/>
+        </w:rPr>
+      </w:pPr>
+      <w:r>
+        <w:rPr>
+          <w:b w:val="1"/>
+          <w:bCs w:val="1"/>
+          <w:rtl w:val="0"/>
+        </w:rPr>
+        <w:t xml:space="preserve">2.2 El tablero como una banda lineal</w:t>
+      </w:r>
+    </w:p>
+    <w:p>
+      <w:pPr>
+        <w:rPr/>
+      </w:pPr>
+      <w:r>
+        <w:rPr>
+          <w:rtl w:val="0"/>
+        </w:rPr>
+      </w:r>
+    </w:p>
+    <w:p>
+      <w:pPr>
+        <w:rPr/>
+      </w:pPr>
+      <w:r>
+        <w:rPr>
+          <w:rtl w:val="0"/>
+        </w:rPr>
+        <w:t xml:space="preserve">Algo que nos funcionó mucho fue ver el tablero como si fuera una banda, como si fuera lineal y no como un cuadrado o matriz, y así lográbamos entender mejor el problema y de esa forma resolverlo más fácil.</w:t>
+      </w:r>
+    </w:p>
+    <w:p>
+      <w:pPr>
+        <w:rPr/>
+      </w:pPr>
+      <w:r>
+        <w:rPr>
+          <w:rtl w:val="0"/>
+        </w:rPr>
+      </w:r>
+    </w:p>
+    <w:p>
+      <w:pPr>
+        <w:rPr>
+          <w:b w:val="1"/>
+          <w:bCs w:val="1"/>
+        </w:rPr>
+      </w:pPr>
+      <w:r>
+        <w:rPr>
+          <w:b w:val="1"/>
+          <w:bCs w:val="1"/>
+          <w:rtl w:val="0"/>
+        </w:rPr>
+        <w:t xml:space="preserve">2.3 Cálculo de la memoria necesaria</w:t>
+      </w:r>
+    </w:p>
+    <w:p>
+      <w:pPr>
+        <w:rPr/>
+      </w:pPr>
+      <w:r>
+        <w:rPr>
+          <w:rtl w:val="0"/>
+        </w:rPr>
+      </w:r>
+    </w:p>
+    <w:p>
+      <w:pPr>
+        <w:rPr/>
+      </w:pPr>
+      <w:r>
+        <w:rPr>
+          <w:rtl w:val="0"/>
+        </w:rPr>
+        <w:t xml:space="preserve">Como cada ficha se representa con 3 bits, en teoría uno pensaría que para representar los 6 tipos de fichas necesitaríamos 18 bits. Pero lo que se guarda no son los tipos, sino cada casilla del tablero, y cada casilla ocupa 3 bits. Entonces la cantidad de bits depende del tamaño del tablero y no de cuántos tipos de fichas hay. Además, la memoria se reserva en bytes completos, así que si sobran bits se redondea al siguiente byte.</w:t>
+      </w:r>
+    </w:p>
+    <w:p>
+      <w:pPr>
+        <w:rPr/>
+      </w:pPr>
+      <w:r>
+        <w:rPr>
+          <w:rtl w:val="0"/>
+        </w:rPr>
+      </w:r>
+    </w:p>
+    <w:p>
+      <w:pPr>
+        <w:rPr/>
+      </w:pPr>
+      <w:r>
+        <w:rPr>
+          <w:rtl w:val="0"/>
+        </w:rPr>
+        <w:t xml:space="preserve">Se supone que cada ficha se representa con 3 bits, por lo que si tenemos, por ejemplo, un tablero de 10x10, de acuerdo a eso podemos calcular la cantidad de bits que necesitamos para almacenar todas nuestras fichas.</w:t>
+      </w:r>
+    </w:p>
+    <w:p>
+      <w:pPr>
+        <w:rPr/>
+      </w:pPr>
+      <w:r>
+        <w:rPr>
+          <w:rtl w:val="0"/>
+        </w:rPr>
+      </w:r>
+    </w:p>
+    <w:p>
+      <w:pPr>
+        <w:rPr>
+          <w:b w:val="1"/>
+          <w:bCs w:val="1"/>
+        </w:rPr>
+      </w:pPr>
+      <w:r>
+        <w:rPr>
+          <w:b w:val="1"/>
+          <w:bCs w:val="1"/>
+          <w:rtl w:val="0"/>
+        </w:rPr>
+        <w:t xml:space="preserve">2.4 Localización de una ficha</w:t>
+      </w:r>
+    </w:p>
+    <w:p>
+      <w:pPr>
+        <w:rPr/>
+      </w:pPr>
+      <w:r>
+        <w:rPr>
+          <w:rtl w:val="0"/>
+        </w:rPr>
+      </w:r>
+    </w:p>
+    <w:p>
+      <w:pPr>
+        <w:rPr/>
+      </w:pPr>
+      <w:r>
+        <w:rPr>
+          <w:rtl w:val="0"/>
+        </w:rPr>
+        <w:t xml:space="preserve">¿Cómo podemos acceder a una ficha? Como lo indica el documento, si encontramos el bit inicial de esa ficha, encontramos los 3 bits que la representan. Pero para eso necesitamos el índice, que se calcula como fila × columnas + columna (donde columnas es el total de columnas del tablero y columna es la columna de la ficha). Con el índice sacamos el bit inicial multiplicándolo por 3. Con esas operaciones matemáticas logramos ubicarnos en la ficha o los bits que deseamos.</w:t>
+      </w:r>
+    </w:p>
+    <w:p>
+      <w:pPr>
+        <w:rPr/>
+      </w:pPr>
+      <w:r>
+        <w:rPr>
+          <w:rtl w:val="0"/>
+        </w:rPr>
+      </w:r>
+    </w:p>
+    <w:p>
+      <w:pPr>
+        <w:rPr/>
+      </w:pPr>
+      <w:r>
+        <w:rPr>
+          <w:rtl w:val="0"/>
+        </w:rPr>
+      </w:r>
+    </w:p>
+    <w:p>
+      <w:pPr>
+        <w:rPr>
+          <w:b w:val="1"/>
+          <w:bCs w:val="1"/>
+          <w:sz w:val="32"/>
+          <w:szCs w:val="32"/>
+        </w:rPr>
+      </w:pPr>
+      <w:r>
+        <w:rPr>
+          <w:b w:val="1"/>
+          <w:bCs w:val="1"/>
+          <w:sz w:val="32"/>
+          <w:szCs w:val="32"/>
+          <w:rtl w:val="0"/>
+        </w:rPr>
+        <w:t xml:space="preserve">3.Diseño de la Solución</w:t>
+      </w:r>
+    </w:p>
+    <w:p>
+      <w:pPr>
+        <w:rPr>
+          <w:b w:val="1"/>
+          <w:bCs w:val="1"/>
+          <w:sz w:val="32"/>
+          <w:szCs w:val="32"/>
+        </w:rPr>
+      </w:pPr>
+      <w:r>
+        <w:rPr>
+          <w:rtl w:val="0"/>
+        </w:rPr>
+      </w:r>
+    </w:p>
+    <w:p>
+      <w:pPr>
+        <w:rPr/>
+      </w:pPr>
+      <w:r>
+        <w:rPr>
+          <w:rtl w:val="0"/>
+        </w:rPr>
+        <w:t xml:space="preserve">3.1 Arquitectura en módulos</w:t>
+      </w:r>
+    </w:p>
+    <w:p>
+      <w:pPr>
+        <w:rPr/>
+      </w:pPr>
+      <w:r>
+        <w:rPr>
+          <w:rtl w:val="0"/>
+        </w:rPr>
+      </w:r>
+    </w:p>
+    <w:p>
+      <w:pPr>
+        <w:rPr/>
+      </w:pPr>
+      <w:r>
+        <w:rPr/>
+        <w:drawing>
+          <wp:inline distB="114300" distT="114300" distL="114300" distR="114300">
+            <wp:extent cx="5731200" cy="3581400"/>
+            <wp:effectExtent b="0" l="0" r="0" t="0"/>
+            <wp:docPr id="1" name="image1.png"/>
+            <a:graphic>
+              <a:graphicData uri="http://schemas.openxmlformats.org/drawingml/2006/picture">
+                <pic:pic>
+                  <pic:nvPicPr>
+                    <pic:cNvPr id="0" name="image1.png"/>
+                    <pic:cNvPicPr preferRelativeResize="0"/>
+                  </pic:nvPicPr>
+                  <pic:blipFill>
+                    <a:blip r:embed="rId6"/>
+                    <a:srcRect b="0" l="0" r="0" t="0"/>
+                    <a:stretch>
+                      <a:fillRect/>
+                    </a:stretch>
+                  </pic:blipFill>
+                  <pic:spPr>
+                    <a:xfrm>
+                      <a:off x="0" y="0"/>
+                      <a:ext cx="5731200" cy="3581400"/>
+                    </a:xfrm>
+                    <a:prstGeom prst="rect"/>
+                    <a:ln/>
+                  </pic:spPr>
+                </pic:pic>
+              </a:graphicData>
+            </a:graphic>
+          </wp:inline>
+        </w:drawing>
+      </w:r>
+      <w:r>
+        <w:rPr>
+          <w:rtl w:val="0"/>
+        </w:rPr>
+      </w:r>
+    </w:p>
+    <w:p>
+      <w:pPr>
+        <w:rPr/>
+      </w:pPr>
+      <w:r>
+        <w:rPr>
+          <w:rtl w:val="0"/>
+        </w:rPr>
+      </w:r>
+    </w:p>
+    <w:p>
+      <w:pPr>
+        <w:rPr/>
+      </w:pPr>
+      <w:r>
+        <w:rPr>
+          <w:b w:val="1"/>
+          <w:bCs w:val="1"/>
+          <w:rtl w:val="0"/>
+        </w:rPr>
+        <w:t xml:space="preserve">Módulo board:</w:t>
+      </w:r>
+      <w:r>
+        <w:rPr>
+          <w:rtl w:val="0"/>
+        </w:rPr>
+        <w:t xml:space="preserve"> Este módulo contiene la lógica para gestionar la estructura y funcionamiento interno del tablero del juego.</w:t>
+      </w:r>
+    </w:p>
+    <w:p>
+      <w:pPr>
+        <w:rPr/>
+      </w:pPr>
+      <w:r>
+        <w:rPr>
+          <w:rtl w:val="0"/>
+        </w:rPr>
+      </w:r>
+    </w:p>
+    <w:p>
+      <w:pPr>
+        <w:rPr/>
+      </w:pPr>
+      <w:r>
+        <w:rPr>
+          <w:b w:val="1"/>
+          <w:bCs w:val="1"/>
+          <w:rtl w:val="0"/>
+        </w:rPr>
+        <w:t xml:space="preserve">Módulo view:</w:t>
+      </w:r>
+      <w:r>
+        <w:rPr>
+          <w:rtl w:val="0"/>
+        </w:rPr>
+        <w:t xml:space="preserve"> Este módulo muestra en pantalla todo lo que ve el jugador, el tablero en formato fichas y en formato binario, el menú y el estado de la partida. Solo lee el tablero</w:t>
+      </w:r>
+    </w:p>
+    <w:p>
+      <w:pPr>
+        <w:rPr/>
+      </w:pPr>
+      <w:r>
+        <w:rPr>
+          <w:rtl w:val="0"/>
+        </w:rPr>
+        <w:t xml:space="preserve">a través de getPiece, nunca lo modifica.</w:t>
+      </w:r>
+    </w:p>
+    <w:p>
+      <w:pPr>
+        <w:rPr/>
+      </w:pPr>
+      <w:r>
+        <w:rPr>
+          <w:rtl w:val="0"/>
+        </w:rPr>
+      </w:r>
+    </w:p>
+    <w:p>
+      <w:pPr>
+        <w:rPr/>
+      </w:pPr>
+      <w:r>
+        <w:rPr>
+          <w:b w:val="1"/>
+          <w:bCs w:val="1"/>
+          <w:rtl w:val="0"/>
+        </w:rPr>
+        <w:t xml:space="preserve">Módulo game:</w:t>
+      </w:r>
+      <w:r>
+        <w:rPr>
+          <w:rtl w:val="0"/>
+        </w:rPr>
+        <w:t xml:space="preserve"> Este módulo contiene las reglas del juego. No toca bits del tablero ni imprime nada, pide y modifica fichas a través de board.</w:t>
+      </w:r>
+    </w:p>
+    <w:p>
+      <w:pPr>
+        <w:rPr/>
+      </w:pPr>
+      <w:r>
+        <w:rPr>
+          <w:rtl w:val="0"/>
+        </w:rPr>
+      </w:r>
+    </w:p>
+    <w:p>
+      <w:pPr>
+        <w:rPr/>
+      </w:pPr>
+      <w:r>
+        <w:rPr>
+          <w:b w:val="1"/>
+          <w:bCs w:val="1"/>
+          <w:rtl w:val="0"/>
+        </w:rPr>
+        <w:t xml:space="preserve">Módulo main: </w:t>
+      </w:r>
+      <w:r>
+        <w:rPr>
+          <w:rtl w:val="0"/>
+        </w:rPr>
+        <w:t xml:space="preserve">Este módulo</w:t>
+      </w:r>
+      <w:r>
+        <w:rPr>
+          <w:b w:val="1"/>
+          <w:bCs w:val="1"/>
+          <w:rtl w:val="0"/>
+        </w:rPr>
+        <w:t xml:space="preserve"> </w:t>
+      </w:r>
+      <w:r>
+        <w:rPr>
+          <w:rtl w:val="0"/>
+        </w:rPr>
+        <w:t xml:space="preserve">es el punto de entrada del programa. Pide las dimensiones, crea y llena el tablero, valida la entrada del usuario y ejecuta el bucle del menú despachando cada opción al módulo que corresponda.</w:t>
+      </w:r>
+    </w:p>
+    <w:p>
+      <w:pPr>
+        <w:rPr/>
+      </w:pPr>
+      <w:r>
+        <w:rPr>
+          <w:rtl w:val="0"/>
+        </w:rPr>
+      </w:r>
+    </w:p>
+    <w:p>
+      <w:pPr>
+        <w:rPr/>
+      </w:pPr>
+      <w:r>
+        <w:rPr>
+          <w:rtl w:val="0"/>
+        </w:rPr>
+        <w:t xml:space="preserve">3.2 Decisiones de diseño</w:t>
+      </w:r>
+    </w:p>
+    <w:p>
+      <w:pPr>
+        <w:rPr/>
+      </w:pPr>
+      <w:r>
+        <w:rPr>
+          <w:rtl w:val="0"/>
+        </w:rPr>
+      </w:r>
+    </w:p>
+    <w:p>
+      <w:pPr>
+        <w:rPr/>
+      </w:pPr>
+      <w:r>
+        <w:rPr>
+          <w:rtl w:val="0"/>
+        </w:rPr>
+        <w:t xml:space="preserve">Tipo de dato del tablero. Para el tablero tenemos que usar memoria dinámica, entonces definimos un tipo de dato que fuera compatible para almacenar bytes, y así podemos almacenar esos bits que van a representar nuestras fichas.</w:t>
+      </w:r>
+    </w:p>
+    <w:p>
+      <w:pPr>
+        <w:rPr/>
+      </w:pPr>
+      <w:r>
+        <w:rPr>
+          <w:rtl w:val="0"/>
+        </w:rPr>
+      </w:r>
+    </w:p>
+    <w:p>
+      <w:pPr>
+        <w:rPr/>
+      </w:pPr>
+      <w:r>
+        <w:rPr>
+          <w:rtl w:val="0"/>
+        </w:rPr>
+      </w:r>
+    </w:p>
+    <w:p>
+      <w:pPr>
+        <w:rPr/>
+      </w:pPr>
+      <w:r>
+        <w:rPr>
+          <w:rtl w:val="0"/>
+        </w:rPr>
+      </w:r>
+    </w:p>
+    <w:p>
+      <w:pPr>
+        <w:rPr/>
+      </w:pPr>
+      <w:r>
+        <w:rPr>
+          <w:rtl w:val="0"/>
+        </w:rPr>
+        <w:t xml:space="preserve">Criterio de puntuación. </w:t>
+      </w:r>
+    </w:p>
+    <w:p>
+      <w:pPr>
+        <w:rPr/>
+      </w:pPr>
+      <w:r>
+        <w:rPr>
+          <w:rtl w:val="0"/>
+        </w:rPr>
+      </w:r>
+    </w:p>
+    <w:p>
+      <w:pPr>
+        <w:rPr/>
+      </w:pPr>
+      <w:r>
+        <w:rPr>
+          <w:rtl w:val="0"/>
+        </w:rPr>
+        <w:t xml:space="preserve">Los puntos salen de multiplicar las fichas eliminadas por 10, entonces si esa jugada desencadena cascadas, cada vuelta siguiente vale más, la primera cuenta normal, la segunda el doble, la tercera el triple, lo hicimos así porque encadenar es lo difícil el jugador solo elige dónde romper y el resto lo hace la gravedad.</w:t>
+      </w:r>
+    </w:p>
+    <w:p>
+      <w:pPr>
+        <w:rPr/>
+      </w:pPr>
+      <w:r>
+        <w:rPr>
+          <w:rtl w:val="0"/>
+        </w:rPr>
+      </w:r>
+    </w:p>
+    <w:p>
+      <w:pPr>
+        <w:rPr/>
+      </w:pPr>
+      <w:r>
+        <w:rPr>
+          <w:rtl w:val="0"/>
+        </w:rPr>
+      </w:r>
+    </w:p>
+    <w:p>
+      <w:pPr>
+        <w:rPr/>
+      </w:pPr>
+      <w:r>
+        <w:rPr>
+          <w:b w:val="1"/>
+          <w:bCs w:val="1"/>
+          <w:sz w:val="32"/>
+          <w:szCs w:val="32"/>
+          <w:rtl w:val="0"/>
+        </w:rPr>
+        <w:t xml:space="preserve">4.Algoritmos Implementados</w:t>
+      </w:r>
+      <w:r>
+        <w:rPr>
+          <w:rtl w:val="0"/>
+        </w:rPr>
+      </w:r>
+    </w:p>
+    <w:p>
+      <w:pPr>
+        <w:rPr/>
+      </w:pPr>
+      <w:r>
+        <w:rPr>
+          <w:rtl w:val="0"/>
+        </w:rPr>
+      </w:r>
+    </w:p>
+    <w:p>
+      <w:pPr>
+        <w:rPr/>
+      </w:pPr>
+      <w:r>
+        <w:rPr>
+          <w:rtl w:val="0"/>
+        </w:rPr>
+      </w:r>
+    </w:p>
+    <w:p>
+      <w:pPr>
+        <w:rPr/>
+      </w:pPr>
+      <w:r>
+        <w:rPr>
+          <w:b w:val="1"/>
+          <w:bCs w:val="1"/>
+          <w:sz w:val="28"/>
+          <w:szCs w:val="28"/>
+          <w:rtl w:val="0"/>
+        </w:rPr>
+        <w:t xml:space="preserve">Módulo Board</w:t>
+      </w:r>
+      <w:r>
+        <w:rPr>
+          <w:rtl w:val="0"/>
+        </w:rPr>
+      </w:r>
+    </w:p>
+    <w:p>
+      <w:pPr>
+        <w:rPr/>
+      </w:pPr>
+      <w:r>
+        <w:rPr>
+          <w:rtl w:val="0"/>
+        </w:rPr>
+      </w:r>
+    </w:p>
+    <w:p>
+      <w:pPr>
+        <w:rPr/>
+      </w:pPr>
+      <w:r>
+        <w:rPr>
+          <w:rtl w:val="0"/>
+        </w:rPr>
+        <w:t xml:space="preserve">funciones</w:t>
+      </w:r>
+    </w:p>
+    <w:p>
+      <w:pPr>
+        <w:rPr/>
+      </w:pPr>
+      <w:r>
+        <w:rPr>
+          <w:rtl w:val="0"/>
+        </w:rPr>
+      </w:r>
+    </w:p>
+    <w:p>
+      <w:pPr>
+        <w:numPr>
+          <w:ilvl w:val="0"/>
+          <w:numId w:val="1"/>
+        </w:numPr>
+        <w:ind w:left="720" w:hanging="360"/>
+        <w:rPr>
+          <w:b w:val="1"/>
+          <w:bCs w:val="1"/>
+          <w:i w:val="1"/>
+          <w:iCs w:val="1"/>
+        </w:rPr>
+      </w:pPr>
+      <w:r>
+        <w:rPr>
+          <w:b w:val="1"/>
+          <w:bCs w:val="1"/>
+          <w:i w:val="1"/>
+          <w:iCs w:val="1"/>
+          <w:rtl w:val="0"/>
+        </w:rPr>
+        <w:t xml:space="preserve">createBoard(int rows, int columns)</w:t>
+      </w:r>
+    </w:p>
+    <w:p>
+      <w:pPr>
+        <w:rPr>
+          <w:b w:val="1"/>
+          <w:bCs w:val="1"/>
+          <w:i w:val="1"/>
+          <w:iCs w:val="1"/>
+        </w:rPr>
+      </w:pPr>
+      <w:r>
+        <w:rPr>
+          <w:rtl w:val="0"/>
+        </w:rPr>
+      </w:r>
+    </w:p>
+    <w:p>
+      <w:pPr>
+        <w:rPr/>
+      </w:pPr>
+      <w:r>
+        <w:rPr>
+          <w:rtl w:val="0"/>
+        </w:rPr>
+        <w:t xml:space="preserve">Crea dinámicamente la memoria necesaria para almacenar el tablero según el número de filas y columnas. También inicializa las dimensiones y la capacidad de memoria utilizada.</w:t>
+      </w:r>
+    </w:p>
+    <w:p>
+      <w:pPr>
+        <w:rPr/>
+      </w:pPr>
+      <w:r>
+        <w:rPr>
+          <w:rtl w:val="0"/>
+        </w:rPr>
+      </w:r>
+    </w:p>
+    <w:p>
+      <w:pPr>
+        <w:numPr>
+          <w:ilvl w:val="0"/>
+          <w:numId w:val="1"/>
+        </w:numPr>
+        <w:ind w:left="720" w:hanging="360"/>
+        <w:rPr>
+          <w:b w:val="1"/>
+          <w:bCs w:val="1"/>
+          <w:i w:val="1"/>
+          <w:iCs w:val="1"/>
+        </w:rPr>
+      </w:pPr>
+      <w:r>
+        <w:rPr>
+          <w:b w:val="1"/>
+          <w:bCs w:val="1"/>
+          <w:i w:val="1"/>
+          <w:iCs w:val="1"/>
+          <w:rtl w:val="0"/>
+        </w:rPr>
+        <w:t xml:space="preserve">freeBoard()</w:t>
+      </w:r>
+    </w:p>
+    <w:p>
+      <w:pPr>
+        <w:rPr/>
+      </w:pPr>
+      <w:r>
+        <w:rPr>
+          <w:rtl w:val="0"/>
+        </w:rPr>
+      </w:r>
+    </w:p>
+    <w:p>
+      <w:pPr>
+        <w:rPr/>
+      </w:pPr>
+      <w:r>
+        <w:rPr>
+          <w:rtl w:val="0"/>
+        </w:rPr>
+        <w:t xml:space="preserve">Libera la memoria dinámica utilizada por el tablero y reinicia las variables relacionadas con sus dimensiones y capacidad.</w:t>
+      </w:r>
+    </w:p>
+    <w:p>
+      <w:pPr>
+        <w:rPr/>
+      </w:pPr>
+      <w:r>
+        <w:rPr>
+          <w:rtl w:val="0"/>
+        </w:rPr>
+      </w:r>
+    </w:p>
+    <w:p>
+      <w:pPr>
+        <w:numPr>
+          <w:ilvl w:val="0"/>
+          <w:numId w:val="1"/>
+        </w:numPr>
+        <w:ind w:left="720" w:hanging="360"/>
+        <w:rPr>
+          <w:b w:val="1"/>
+          <w:bCs w:val="1"/>
+          <w:i w:val="1"/>
+          <w:iCs w:val="1"/>
+        </w:rPr>
+      </w:pPr>
+      <w:r>
+        <w:rPr>
+          <w:b w:val="1"/>
+          <w:bCs w:val="1"/>
+          <w:i w:val="1"/>
+          <w:iCs w:val="1"/>
+          <w:rtl w:val="0"/>
+        </w:rPr>
+        <w:t xml:space="preserve">locateInitialBitPiece(int row, int column)</w:t>
+      </w:r>
+    </w:p>
+    <w:p>
+      <w:pPr>
+        <w:rPr/>
+      </w:pPr>
+      <w:r>
+        <w:rPr>
+          <w:rtl w:val="0"/>
+        </w:rPr>
+      </w:r>
+    </w:p>
+    <w:p>
+      <w:pPr>
+        <w:rPr/>
+      </w:pPr>
+      <w:r>
+        <w:rPr>
+          <w:rtl w:val="0"/>
+        </w:rPr>
+        <w:t xml:space="preserve">Calcula la posición del primer bit correspondiente a una ficha dentro del arreglo de memoria. Para esto, convierte la posición de la ficha en el tablero a un índice lineal y lo multiplica por el tamaño de cada ficha.</w:t>
+      </w:r>
+    </w:p>
+    <w:p>
+      <w:pPr>
+        <w:rPr/>
+      </w:pPr>
+      <w:r>
+        <w:rPr>
+          <w:rtl w:val="0"/>
+        </w:rPr>
+      </w:r>
+    </w:p>
+    <w:p>
+      <w:pPr>
+        <w:numPr>
+          <w:ilvl w:val="0"/>
+          <w:numId w:val="1"/>
+        </w:numPr>
+        <w:ind w:left="720" w:hanging="360"/>
+        <w:rPr>
+          <w:b w:val="1"/>
+          <w:bCs w:val="1"/>
+          <w:i w:val="1"/>
+          <w:iCs w:val="1"/>
+        </w:rPr>
+      </w:pPr>
+      <w:r>
+        <w:rPr>
+          <w:b w:val="1"/>
+          <w:bCs w:val="1"/>
+          <w:i w:val="1"/>
+          <w:iCs w:val="1"/>
+          <w:rtl w:val="0"/>
+        </w:rPr>
+        <w:t xml:space="preserve">getPiece(int row, int column)</w:t>
+      </w:r>
+    </w:p>
+    <w:p>
+      <w:pPr>
+        <w:rPr/>
+      </w:pPr>
+      <w:r>
+        <w:rPr>
+          <w:rtl w:val="0"/>
+        </w:rPr>
+      </w:r>
+    </w:p>
+    <w:p>
+      <w:pPr>
+        <w:rPr/>
+      </w:pPr>
+      <w:r>
+        <w:rPr>
+          <w:rtl w:val="0"/>
+        </w:rPr>
+        <w:t xml:space="preserve">Obtiene el valor de una ficha a partir de sus coordenadas. Lee los 3 bits que representan la ficha y utiliza operaciones de desplazamiento y máscaras para extraerlos, incluso cuando los bits están divididos entre dos bytes.</w:t>
+      </w:r>
+    </w:p>
+    <w:p>
+      <w:pPr>
+        <w:rPr/>
+      </w:pPr>
+      <w:r>
+        <w:rPr>
+          <w:rtl w:val="0"/>
+        </w:rPr>
+      </w:r>
+    </w:p>
+    <w:p>
+      <w:pPr>
+        <w:numPr>
+          <w:ilvl w:val="0"/>
+          <w:numId w:val="1"/>
+        </w:numPr>
+        <w:ind w:left="720" w:hanging="360"/>
+        <w:rPr>
+          <w:b w:val="1"/>
+          <w:bCs w:val="1"/>
+          <w:i w:val="1"/>
+          <w:iCs w:val="1"/>
+        </w:rPr>
+      </w:pPr>
+      <w:r>
+        <w:rPr>
+          <w:b w:val="1"/>
+          <w:bCs w:val="1"/>
+          <w:i w:val="1"/>
+          <w:iCs w:val="1"/>
+          <w:rtl w:val="0"/>
+        </w:rPr>
+        <w:t xml:space="preserve">setPiece(int row, int column)</w:t>
+      </w:r>
+    </w:p>
+    <w:p>
+      <w:pPr>
+        <w:rPr/>
+      </w:pPr>
+      <w:r>
+        <w:rPr>
+          <w:rtl w:val="0"/>
+        </w:rPr>
+      </w:r>
+    </w:p>
+    <w:p>
+      <w:pPr>
+        <w:rPr/>
+      </w:pPr>
+      <w:r>
+        <w:rPr>
+          <w:rtl w:val="0"/>
+        </w:rPr>
+        <w:t xml:space="preserve">Modifica el valor de una ficha en una posición determinada. El valor se limita a 3 bits y posteriormente se almacenan esos bits en la posición correspondiente de la memoria mediante máscaras y desplazamientos.</w:t>
+      </w:r>
+    </w:p>
+    <w:p>
+      <w:pPr>
+        <w:rPr/>
+      </w:pPr>
+      <w:r>
+        <w:rPr>
+          <w:rtl w:val="0"/>
+        </w:rPr>
+      </w:r>
+    </w:p>
+    <w:p>
+      <w:pPr>
+        <w:numPr>
+          <w:ilvl w:val="0"/>
+          <w:numId w:val="1"/>
+        </w:numPr>
+        <w:ind w:left="720" w:hanging="360"/>
+        <w:rPr>
+          <w:b w:val="1"/>
+          <w:bCs w:val="1"/>
+          <w:i w:val="1"/>
+          <w:iCs w:val="1"/>
+        </w:rPr>
+      </w:pPr>
+      <w:r>
+        <w:rPr>
+          <w:b w:val="1"/>
+          <w:bCs w:val="1"/>
+          <w:i w:val="1"/>
+          <w:iCs w:val="1"/>
+          <w:rtl w:val="0"/>
+        </w:rPr>
+        <w:t xml:space="preserve">fillRandom()</w:t>
+      </w:r>
+    </w:p>
+    <w:p>
+      <w:pPr>
+        <w:rPr>
+          <w:b w:val="1"/>
+          <w:bCs w:val="1"/>
+          <w:i w:val="1"/>
+          <w:iCs w:val="1"/>
+        </w:rPr>
+      </w:pPr>
+      <w:r>
+        <w:rPr>
+          <w:rtl w:val="0"/>
+        </w:rPr>
+      </w:r>
+    </w:p>
+    <w:p>
+      <w:pPr>
+        <w:rPr/>
+      </w:pPr>
+      <w:r>
+        <w:rPr>
+          <w:rtl w:val="0"/>
+        </w:rPr>
+        <w:t xml:space="preserve">Recorre todas las posiciones del tablero y asigna aleatoriamente una ficha entre los valores disponibles de 0 a 5.</w:t>
+      </w:r>
+    </w:p>
+    <w:p>
+      <w:pPr>
+        <w:rPr/>
+      </w:pPr>
+      <w:r>
+        <w:rPr>
+          <w:rtl w:val="0"/>
+        </w:rPr>
+      </w:r>
+    </w:p>
+    <w:p>
+      <w:pPr>
+        <w:numPr>
+          <w:ilvl w:val="0"/>
+          <w:numId w:val="1"/>
+        </w:numPr>
+        <w:ind w:left="720" w:hanging="360"/>
+        <w:rPr>
+          <w:b w:val="1"/>
+          <w:bCs w:val="1"/>
+          <w:i w:val="1"/>
+          <w:iCs w:val="1"/>
+        </w:rPr>
+      </w:pPr>
+      <w:r>
+        <w:rPr>
+          <w:b w:val="1"/>
+          <w:bCs w:val="1"/>
+          <w:i w:val="1"/>
+          <w:iCs w:val="1"/>
+          <w:rtl w:val="0"/>
+        </w:rPr>
+        <w:t xml:space="preserve">removePiece(int row, int column)</w:t>
+      </w:r>
+    </w:p>
+    <w:p>
+      <w:pPr>
+        <w:ind w:left="720" w:firstLine="0"/>
+        <w:rPr/>
+      </w:pPr>
+      <w:r>
+        <w:rPr>
+          <w:rtl w:val="0"/>
+        </w:rPr>
+      </w:r>
+    </w:p>
+    <w:p>
+      <w:pPr>
+        <w:rPr/>
+      </w:pPr>
+      <w:r>
+        <w:rPr>
+          <w:rtl w:val="0"/>
+        </w:rPr>
+        <w:t xml:space="preserve">Elimina una ficha del tablero asignándole el valor `6`, que representa una posición vacía.</w:t>
+      </w:r>
+    </w:p>
+    <w:p>
+      <w:pPr>
+        <w:rPr/>
+      </w:pPr>
+      <w:r>
+        <w:rPr>
+          <w:rtl w:val="0"/>
+        </w:rPr>
+      </w:r>
+    </w:p>
+    <w:p>
+      <w:pPr>
+        <w:numPr>
+          <w:ilvl w:val="0"/>
+          <w:numId w:val="1"/>
+        </w:numPr>
+        <w:ind w:left="720" w:hanging="360"/>
+        <w:rPr>
+          <w:b w:val="1"/>
+          <w:bCs w:val="1"/>
+          <w:i w:val="1"/>
+          <w:iCs w:val="1"/>
+        </w:rPr>
+      </w:pPr>
+      <w:r>
+        <w:rPr>
+          <w:b w:val="1"/>
+          <w:bCs w:val="1"/>
+          <w:i w:val="1"/>
+          <w:iCs w:val="1"/>
+          <w:rtl w:val="0"/>
+        </w:rPr>
+        <w:t xml:space="preserve">neededbytes(int rows, int columns)</w:t>
+      </w:r>
+    </w:p>
+    <w:p>
+      <w:pPr>
+        <w:rPr/>
+      </w:pPr>
+      <w:r>
+        <w:rPr>
+          <w:rtl w:val="0"/>
+        </w:rPr>
+      </w:r>
+    </w:p>
+    <w:p>
+      <w:pPr>
+        <w:rPr/>
+      </w:pPr>
+      <w:r>
+        <w:rPr>
+          <w:rtl w:val="0"/>
+        </w:rPr>
+        <w:t xml:space="preserve">Calcula la cantidad de bytes necesarios para almacenar un tablero de determinadas dimensiones. El cálculo se realiza teniendo en cuenta que cada ficha ocupa 3 bits.</w:t>
+      </w:r>
+    </w:p>
+    <w:p>
+      <w:pPr>
+        <w:rPr/>
+      </w:pPr>
+      <w:r>
+        <w:rPr>
+          <w:rtl w:val="0"/>
+        </w:rPr>
+      </w:r>
+    </w:p>
+    <w:p>
+      <w:pPr>
+        <w:numPr>
+          <w:ilvl w:val="0"/>
+          <w:numId w:val="1"/>
+        </w:numPr>
+        <w:ind w:left="720" w:hanging="360"/>
+        <w:rPr>
+          <w:b w:val="1"/>
+          <w:bCs w:val="1"/>
+          <w:i w:val="1"/>
+          <w:iCs w:val="1"/>
+        </w:rPr>
+      </w:pPr>
+      <w:r>
+        <w:rPr>
+          <w:b w:val="1"/>
+          <w:bCs w:val="1"/>
+          <w:i w:val="1"/>
+          <w:iCs w:val="1"/>
+          <w:rtl w:val="0"/>
+        </w:rPr>
+        <w:t xml:space="preserve">resizeMemory(int rows, int columns)</w:t>
+      </w:r>
+    </w:p>
+    <w:p>
+      <w:pPr>
+        <w:ind w:left="0" w:firstLine="0"/>
+        <w:rPr>
+          <w:b w:val="1"/>
+          <w:bCs w:val="1"/>
+          <w:i w:val="1"/>
+          <w:iCs w:val="1"/>
+        </w:rPr>
+      </w:pPr>
+      <w:r>
+        <w:rPr>
+          <w:rtl w:val="0"/>
+        </w:rPr>
+      </w:r>
+    </w:p>
+    <w:p>
+      <w:pPr>
+        <w:rPr/>
+      </w:pPr>
+      <w:r>
+        <w:rPr>
+          <w:rtl w:val="0"/>
+        </w:rPr>
+        <w:t xml:space="preserve">Ajusta la cantidad de memoria reservada para el tablero cuando cambian sus dimensiones. Si es necesario, crea un nuevo arreglo, copia los datos existentes y libera la memoria anterior.</w:t>
+      </w:r>
+    </w:p>
+    <w:p>
+      <w:pPr>
+        <w:rPr/>
+      </w:pPr>
+      <w:r>
+        <w:rPr>
+          <w:rtl w:val="0"/>
+        </w:rPr>
+      </w:r>
+    </w:p>
+    <w:p>
+      <w:pPr>
+        <w:numPr>
+          <w:ilvl w:val="0"/>
+          <w:numId w:val="1"/>
+        </w:numPr>
+        <w:ind w:left="720" w:hanging="360"/>
+        <w:rPr>
+          <w:b w:val="1"/>
+          <w:bCs w:val="1"/>
+          <w:i w:val="1"/>
+          <w:iCs w:val="1"/>
+        </w:rPr>
+      </w:pPr>
+      <w:r>
+        <w:rPr>
+          <w:b w:val="1"/>
+          <w:bCs w:val="1"/>
+          <w:i w:val="1"/>
+          <w:iCs w:val="1"/>
+          <w:rtl w:val="0"/>
+        </w:rPr>
+        <w:t xml:space="preserve">applyGravity()</w:t>
+      </w:r>
+    </w:p>
+    <w:p>
+      <w:pPr>
+        <w:rPr/>
+      </w:pPr>
+      <w:r>
+        <w:rPr>
+          <w:rtl w:val="0"/>
+        </w:rPr>
+      </w:r>
+    </w:p>
+    <w:p>
+      <w:pPr>
+        <w:rPr/>
+      </w:pPr>
+      <w:r>
+        <w:rPr>
+          <w:rtl w:val="0"/>
+        </w:rPr>
+        <w:t xml:space="preserve">Aplica el efecto de gravedad sobre las fichas. Las posiciones vacías se llenan desplazando hacia abajo las fichas que están encima. Si no existe ninguna ficha disponible para desplazar, se genera una nueva ficha aleatoria.</w:t>
+      </w:r>
+    </w:p>
+    <w:p>
+      <w:pPr>
+        <w:rPr/>
+      </w:pPr>
+      <w:r>
+        <w:rPr>
+          <w:rtl w:val="0"/>
+        </w:rPr>
+      </w:r>
+    </w:p>
+    <w:p>
+      <w:pPr>
+        <w:numPr>
+          <w:ilvl w:val="0"/>
+          <w:numId w:val="1"/>
+        </w:numPr>
+        <w:ind w:left="720" w:hanging="360"/>
+        <w:rPr>
+          <w:b w:val="1"/>
+          <w:bCs w:val="1"/>
+          <w:i w:val="1"/>
+          <w:iCs w:val="1"/>
+        </w:rPr>
+      </w:pPr>
+      <w:r>
+        <w:rPr>
+          <w:b w:val="1"/>
+          <w:bCs w:val="1"/>
+          <w:i w:val="1"/>
+          <w:iCs w:val="1"/>
+          <w:rtl w:val="0"/>
+        </w:rPr>
+        <w:t xml:space="preserve">removeRow(int rowToRemove)</w:t>
+      </w:r>
+    </w:p>
+    <w:p>
+      <w:pPr>
+        <w:rPr/>
+      </w:pPr>
+      <w:r>
+        <w:rPr>
+          <w:rtl w:val="0"/>
+        </w:rPr>
+      </w:r>
+    </w:p>
+    <w:p>
+      <w:pPr>
+        <w:rPr/>
+      </w:pPr>
+      <w:r>
+        <w:rPr>
+          <w:rtl w:val="0"/>
+        </w:rPr>
+        <w:t xml:space="preserve">Elimina una fila específica del tablero. Las filas que se encuentran debajo de ella se desplazan hacia arriba y posteriormente se ajusta el tamaño de la memoria.</w:t>
+      </w:r>
+    </w:p>
+    <w:p>
+      <w:pPr>
+        <w:rPr/>
+      </w:pPr>
+      <w:r>
+        <w:rPr>
+          <w:rtl w:val="0"/>
+        </w:rPr>
+      </w:r>
+    </w:p>
+    <w:p>
+      <w:pPr>
+        <w:numPr>
+          <w:ilvl w:val="0"/>
+          <w:numId w:val="1"/>
+        </w:numPr>
+        <w:ind w:left="720" w:hanging="360"/>
+        <w:rPr>
+          <w:b w:val="1"/>
+          <w:bCs w:val="1"/>
+          <w:i w:val="1"/>
+          <w:iCs w:val="1"/>
+        </w:rPr>
+      </w:pPr>
+      <w:r>
+        <w:rPr>
+          <w:b w:val="1"/>
+          <w:bCs w:val="1"/>
+          <w:i w:val="1"/>
+          <w:iCs w:val="1"/>
+          <w:rtl w:val="0"/>
+        </w:rPr>
+        <w:t xml:space="preserve">addRow(int pos)</w:t>
+      </w:r>
+    </w:p>
+    <w:p>
+      <w:pPr>
+        <w:rPr/>
+      </w:pPr>
+      <w:r>
+        <w:rPr>
+          <w:rtl w:val="0"/>
+        </w:rPr>
+      </w:r>
+    </w:p>
+    <w:p>
+      <w:pPr>
+        <w:rPr/>
+      </w:pPr>
+      <w:r>
+        <w:rPr>
+          <w:rtl w:val="0"/>
+        </w:rPr>
+        <w:t xml:space="preserve">Agrega una nueva fila en la posición indicada. Las filas existentes se desplazan para crear espacio y la nueva fila se llena con fichas generadas aleatoriamente.</w:t>
+      </w:r>
+    </w:p>
+    <w:p>
+      <w:pPr>
+        <w:rPr/>
+      </w:pPr>
+      <w:r>
+        <w:rPr>
+          <w:rtl w:val="0"/>
+        </w:rPr>
+      </w:r>
+    </w:p>
+    <w:p>
+      <w:pPr>
+        <w:numPr>
+          <w:ilvl w:val="0"/>
+          <w:numId w:val="1"/>
+        </w:numPr>
+        <w:ind w:left="720" w:hanging="360"/>
+        <w:rPr>
+          <w:b w:val="1"/>
+          <w:bCs w:val="1"/>
+          <w:i w:val="1"/>
+          <w:iCs w:val="1"/>
+        </w:rPr>
+      </w:pPr>
+      <w:r>
+        <w:rPr>
+          <w:b w:val="1"/>
+          <w:bCs w:val="1"/>
+          <w:i w:val="1"/>
+          <w:iCs w:val="1"/>
+          <w:rtl w:val="0"/>
+        </w:rPr>
+        <w:t xml:space="preserve">getPieceAt(int index)</w:t>
+      </w:r>
+    </w:p>
+    <w:p>
+      <w:pPr>
+        <w:rPr/>
+      </w:pPr>
+      <w:r>
+        <w:rPr>
+          <w:rtl w:val="0"/>
+        </w:rPr>
+      </w:r>
+    </w:p>
+    <w:p>
+      <w:pPr>
+        <w:rPr/>
+      </w:pPr>
+      <w:r>
+        <w:rPr>
+          <w:rtl w:val="0"/>
+        </w:rPr>
+        <w:t xml:space="preserve">Obtiene una ficha utilizando un índice lineal en lugar de sus coordenadas de fila y columna. Extrae los 3 bits correspondientes directamente desde el arreglo de memoria.</w:t>
+      </w:r>
+    </w:p>
+    <w:p>
+      <w:pPr>
+        <w:rPr/>
+      </w:pPr>
+      <w:r>
+        <w:rPr>
+          <w:rtl w:val="0"/>
+        </w:rPr>
+      </w:r>
+    </w:p>
+    <w:p>
+      <w:pPr>
+        <w:numPr>
+          <w:ilvl w:val="0"/>
+          <w:numId w:val="1"/>
+        </w:numPr>
+        <w:ind w:left="720" w:hanging="360"/>
+        <w:rPr>
+          <w:b w:val="1"/>
+          <w:bCs w:val="1"/>
+          <w:i w:val="1"/>
+          <w:iCs w:val="1"/>
+        </w:rPr>
+      </w:pPr>
+      <w:r>
+        <w:rPr>
+          <w:b w:val="1"/>
+          <w:bCs w:val="1"/>
+          <w:i w:val="1"/>
+          <w:iCs w:val="1"/>
+          <w:rtl w:val="0"/>
+        </w:rPr>
+        <w:t xml:space="preserve">setPieceAt(int index, int value)</w:t>
+      </w:r>
+    </w:p>
+    <w:p>
+      <w:pPr>
+        <w:rPr/>
+      </w:pPr>
+      <w:r>
+        <w:rPr>
+          <w:rtl w:val="0"/>
+        </w:rPr>
+      </w:r>
+    </w:p>
+    <w:p>
+      <w:pPr>
+        <w:rPr/>
+      </w:pPr>
+      <w:r>
+        <w:rPr>
+          <w:rtl w:val="0"/>
+        </w:rPr>
+        <w:t xml:space="preserve">Modifica una ficha utilizando un índice lineal. Al igual que `setPiece`, utiliza máscaras y desplazamientos para almacenar los 3 bits que representan el valor.</w:t>
+      </w:r>
+    </w:p>
+    <w:p>
+      <w:pPr>
+        <w:rPr/>
+      </w:pPr>
+      <w:r>
+        <w:rPr>
+          <w:rtl w:val="0"/>
+        </w:rPr>
+      </w:r>
+    </w:p>
+    <w:p>
+      <w:pPr>
+        <w:numPr>
+          <w:ilvl w:val="0"/>
+          <w:numId w:val="1"/>
+        </w:numPr>
+        <w:ind w:left="720" w:hanging="360"/>
+        <w:rPr>
+          <w:b w:val="1"/>
+          <w:bCs w:val="1"/>
+          <w:i w:val="1"/>
+          <w:iCs w:val="1"/>
+        </w:rPr>
+      </w:pPr>
+      <w:r>
+        <w:rPr>
+          <w:b w:val="1"/>
+          <w:bCs w:val="1"/>
+          <w:i w:val="1"/>
+          <w:iCs w:val="1"/>
+          <w:rtl w:val="0"/>
+        </w:rPr>
+        <w:t xml:space="preserve">removeColumn(int columnToRemove)</w:t>
+      </w:r>
+    </w:p>
+    <w:p>
+      <w:pPr>
+        <w:rPr/>
+      </w:pPr>
+      <w:r>
+        <w:rPr>
+          <w:rtl w:val="0"/>
+        </w:rPr>
+      </w:r>
+    </w:p>
+    <w:p>
+      <w:pPr>
+        <w:rPr/>
+      </w:pPr>
+      <w:r>
+        <w:rPr>
+          <w:rtl w:val="0"/>
+        </w:rPr>
+        <w:t xml:space="preserve">Elimina una columna del tablero. Recorre las fichas restantes y las reorganiza utilizando índices lineales para formar el nuevo tablero, después de lo cual se reduce la memoria necesaria.</w:t>
+      </w:r>
+    </w:p>
+    <w:p>
+      <w:pPr>
+        <w:rPr>
+          <w:b w:val="1"/>
+          <w:bCs w:val="1"/>
+          <w:i w:val="1"/>
+          <w:iCs w:val="1"/>
+        </w:rPr>
+      </w:pPr>
+      <w:r>
+        <w:rPr>
+          <w:rtl w:val="0"/>
+        </w:rPr>
+      </w:r>
+    </w:p>
+    <w:p>
+      <w:pPr>
+        <w:numPr>
+          <w:ilvl w:val="0"/>
+          <w:numId w:val="1"/>
+        </w:numPr>
+        <w:ind w:left="720" w:hanging="360"/>
+        <w:rPr>
+          <w:b w:val="1"/>
+          <w:bCs w:val="1"/>
+          <w:i w:val="1"/>
+          <w:iCs w:val="1"/>
+          <w:u w:val="none"/>
+        </w:rPr>
+      </w:pPr>
+      <w:r>
+        <w:rPr>
+          <w:b w:val="1"/>
+          <w:bCs w:val="1"/>
+          <w:i w:val="1"/>
+          <w:iCs w:val="1"/>
+          <w:rtl w:val="0"/>
+        </w:rPr>
+        <w:t xml:space="preserve">addColumn(int pos)</w:t>
+      </w:r>
+    </w:p>
+    <w:p>
+      <w:pPr>
+        <w:rPr>
+          <w:b w:val="1"/>
+          <w:bCs w:val="1"/>
+          <w:i w:val="1"/>
+          <w:iCs w:val="1"/>
+        </w:rPr>
+      </w:pPr>
+      <w:r>
+        <w:rPr>
+          <w:rtl w:val="0"/>
+        </w:rPr>
+      </w:r>
+    </w:p>
+    <w:p>
+      <w:pPr>
+        <w:rPr/>
+      </w:pPr>
+      <w:r>
+        <w:rPr>
+          <w:rtl w:val="0"/>
+        </w:rPr>
+        <w:t xml:space="preserve">Agrega una nueva columna en la posición indicada. Primero aumenta el espacio disponible y posteriormente desplaza las columnas existentes para abrir espacio. Las posiciones de la nueva columna se llenan con fichas aleatorias.</w:t>
+      </w:r>
+      <w:r>
+        <w:rPr>
+          <w:rtl w:val="0"/>
+        </w:rPr>
+      </w:r>
+    </w:p>
+    <w:p>
+      <w:pPr>
+        <w:rPr>
+          <w:b w:val="1"/>
+          <w:bCs w:val="1"/>
+          <w:sz w:val="32"/>
+          <w:szCs w:val="32"/>
+        </w:rPr>
+      </w:pPr>
+      <w:r>
+        <w:rPr>
+          <w:rtl w:val="0"/>
+        </w:rPr>
+      </w:r>
+    </w:p>
+    <w:p>
+      <w:pPr>
+        <w:rPr/>
+      </w:pPr>
+      <w:r>
+        <w:rPr>
+          <w:b w:val="1"/>
+          <w:bCs w:val="1"/>
+          <w:sz w:val="28"/>
+          <w:szCs w:val="28"/>
+          <w:rtl w:val="0"/>
+        </w:rPr>
+        <w:t xml:space="preserve">Módulo View</w:t>
+      </w:r>
+      <w:r>
+        <w:rPr>
+          <w:rtl w:val="0"/>
+        </w:rPr>
+      </w:r>
+    </w:p>
+    <w:p>
+      <w:pPr>
+        <w:rPr/>
+      </w:pPr>
+      <w:r>
+        <w:rPr>
+          <w:rtl w:val="0"/>
+        </w:rPr>
+      </w:r>
+    </w:p>
+    <w:p>
+      <w:pPr>
+        <w:rPr>
+          <w:b w:val="1"/>
+          <w:bCs w:val="1"/>
+          <w:sz w:val="24"/>
+          <w:szCs w:val="24"/>
+        </w:rPr>
+      </w:pPr>
+      <w:r>
+        <w:rPr>
+          <w:b w:val="1"/>
+          <w:bCs w:val="1"/>
+          <w:sz w:val="24"/>
+          <w:szCs w:val="24"/>
+          <w:rtl w:val="0"/>
+        </w:rPr>
+        <w:t xml:space="preserve">Arreglo Symbols</w:t>
+      </w:r>
+    </w:p>
+    <w:p>
+      <w:pPr>
+        <w:rPr>
+          <w:b w:val="1"/>
+          <w:bCs w:val="1"/>
+        </w:rPr>
+      </w:pPr>
+      <w:r>
+        <w:rPr>
+          <w:rtl w:val="0"/>
+        </w:rPr>
+      </w:r>
+    </w:p>
+    <w:p>
+      <w:pPr>
+        <w:rPr/>
+      </w:pPr>
+      <w:r>
+        <w:rPr>
+          <w:rtl w:val="0"/>
+        </w:rPr>
+        <w:t xml:space="preserve">symbols[ ] = {'A', 'B', 'C', 'D', 'E', 'F', '.', '?'}</w:t>
+      </w:r>
+    </w:p>
+    <w:p>
+      <w:pPr>
+        <w:rPr/>
+      </w:pPr>
+      <w:r>
+        <w:rPr>
+          <w:rtl w:val="0"/>
+        </w:rPr>
+      </w:r>
+    </w:p>
+    <w:p>
+      <w:pPr>
+        <w:rPr/>
+      </w:pPr>
+      <w:r>
+        <w:rPr>
+          <w:rtl w:val="0"/>
+        </w:rPr>
+        <w:t xml:space="preserve">Este arreglo contiene la representación visual de las fichas. El valor obtenido mediante la funcion </w:t>
+      </w:r>
+      <w:r>
+        <w:rPr>
+          <w:b w:val="1"/>
+          <w:bCs w:val="1"/>
+          <w:i w:val="1"/>
+          <w:iCs w:val="1"/>
+          <w:rtl w:val="0"/>
+        </w:rPr>
+        <w:t xml:space="preserve">getPiece(i , j)</w:t>
+      </w:r>
+      <w:r>
+        <w:rPr>
+          <w:b w:val="1"/>
+          <w:bCs w:val="1"/>
+          <w:rtl w:val="0"/>
+        </w:rPr>
+        <w:t xml:space="preserve"> </w:t>
+      </w:r>
+      <w:r>
+        <w:rPr>
+          <w:rtl w:val="0"/>
+        </w:rPr>
+        <w:t xml:space="preserve">funciona como índice dentro de este arreglo. De esta manera, un valor numérico almacenado internamente puede convertirse en un símbolo visible para el usuario.</w:t>
+      </w:r>
+    </w:p>
+    <w:p>
+      <w:pPr>
+        <w:rPr/>
+      </w:pPr>
+      <w:r>
+        <w:rPr>
+          <w:rtl w:val="0"/>
+        </w:rPr>
+      </w:r>
+    </w:p>
+    <w:p>
+      <w:pPr>
+        <w:rPr/>
+      </w:pPr>
+      <w:r>
+        <w:rPr>
+          <w:rtl w:val="0"/>
+        </w:rPr>
+        <w:t xml:space="preserve">Ej: </w:t>
+      </w:r>
+      <w:r>
+        <w:rPr>
+          <w:b w:val="1"/>
+          <w:bCs w:val="1"/>
+          <w:i w:val="1"/>
+          <w:iCs w:val="1"/>
+          <w:rtl w:val="0"/>
+        </w:rPr>
+        <w:t xml:space="preserve">getPiece(i, j)</w:t>
+      </w:r>
+      <w:r>
+        <w:rPr>
+          <w:rtl w:val="0"/>
+        </w:rPr>
+        <w:t xml:space="preserve"> devuelve 2, se utiliza symbols[2], cuyo valor corresponde a 'C'</w:t>
+      </w:r>
+      <w:r>
+        <w:rPr>
+          <w:rtl w:val="0"/>
+        </w:rPr>
+      </w:r>
+    </w:p>
+    <w:p>
+      <w:pPr>
+        <w:rPr/>
+      </w:pPr>
+      <w:r>
+        <w:rPr>
+          <w:rtl w:val="0"/>
+        </w:rPr>
+      </w:r>
+    </w:p>
+    <w:p>
+      <w:pPr>
+        <w:rPr>
+          <w:b w:val="1"/>
+          <w:bCs w:val="1"/>
+          <w:sz w:val="24"/>
+          <w:szCs w:val="24"/>
+        </w:rPr>
+      </w:pPr>
+      <w:r>
+        <w:rPr>
+          <w:b w:val="1"/>
+          <w:bCs w:val="1"/>
+          <w:sz w:val="24"/>
+          <w:szCs w:val="24"/>
+          <w:rtl w:val="0"/>
+        </w:rPr>
+        <w:t xml:space="preserve">funciones</w:t>
+      </w:r>
+    </w:p>
+    <w:p>
+      <w:pPr>
+        <w:rPr/>
+      </w:pPr>
+      <w:r>
+        <w:rPr>
+          <w:rtl w:val="0"/>
+        </w:rPr>
+      </w:r>
+    </w:p>
+    <w:p>
+      <w:pPr>
+        <w:numPr>
+          <w:ilvl w:val="0"/>
+          <w:numId w:val="2"/>
+        </w:numPr>
+        <w:ind w:left="720" w:hanging="360"/>
+        <w:rPr>
+          <w:b w:val="1"/>
+          <w:bCs w:val="1"/>
+          <w:i w:val="1"/>
+          <w:iCs w:val="1"/>
+        </w:rPr>
+      </w:pPr>
+      <w:r>
+        <w:rPr>
+          <w:b w:val="1"/>
+          <w:bCs w:val="1"/>
+          <w:i w:val="1"/>
+          <w:iCs w:val="1"/>
+          <w:rtl w:val="0"/>
+        </w:rPr>
+        <w:t xml:space="preserve">void printPadded(int value, int width)</w:t>
+      </w:r>
+    </w:p>
+    <w:p>
+      <w:pPr>
+        <w:rPr>
+          <w:b w:val="1"/>
+          <w:bCs w:val="1"/>
+        </w:rPr>
+      </w:pPr>
+      <w:r>
+        <w:rPr>
+          <w:rtl w:val="0"/>
+        </w:rPr>
+      </w:r>
+    </w:p>
+    <w:p>
+      <w:pPr>
+        <w:rPr/>
+      </w:pPr>
+      <w:r>
+        <w:rPr>
+          <w:rtl w:val="0"/>
+        </w:rPr>
+        <w:t xml:space="preserve">Esta función se encarga de imprimir un número ocupando un ancho determinado de caracteres y alineándolo hacia la derecha. Para esto, primero calcula la cantidad de dígitos que tiene el número recibido y luego agrega espacios en blanco hasta alcanzar el ancho indicado.</w:t>
+      </w:r>
+    </w:p>
+    <w:p>
+      <w:pPr>
+        <w:rPr/>
+      </w:pPr>
+      <w:r>
+        <w:rPr>
+          <w:rtl w:val="0"/>
+        </w:rPr>
+      </w:r>
+    </w:p>
+    <w:p>
+      <w:pPr>
+        <w:rPr/>
+      </w:pPr>
+      <w:r>
+        <w:rPr>
+          <w:rtl w:val="0"/>
+        </w:rPr>
+        <w:t xml:space="preserve">El objetivo de la función es mantener una distribución uniforme de las filas y columnas del tablero, evitando que la estructura visual se desplace cuando los números pasan de una cifra a dos o más cifras.</w:t>
+      </w:r>
+    </w:p>
+    <w:p>
+      <w:pPr>
+        <w:rPr/>
+      </w:pPr>
+      <w:r>
+        <w:rPr>
+          <w:rtl w:val="0"/>
+        </w:rPr>
+      </w:r>
+    </w:p>
+    <w:p>
+      <w:pPr>
+        <w:numPr>
+          <w:ilvl w:val="0"/>
+          <w:numId w:val="2"/>
+        </w:numPr>
+        <w:ind w:left="720" w:hanging="360"/>
+        <w:rPr>
+          <w:b w:val="1"/>
+          <w:bCs w:val="1"/>
+          <w:i w:val="1"/>
+          <w:iCs w:val="1"/>
+        </w:rPr>
+      </w:pPr>
+      <w:r>
+        <w:rPr>
+          <w:b w:val="1"/>
+          <w:bCs w:val="1"/>
+          <w:i w:val="1"/>
+          <w:iCs w:val="1"/>
+          <w:rtl w:val="0"/>
+        </w:rPr>
+        <w:t xml:space="preserve">void showBoard()</w:t>
+      </w:r>
+    </w:p>
+    <w:p>
+      <w:pPr>
+        <w:rPr/>
+      </w:pPr>
+      <w:r>
+        <w:rPr>
+          <w:rtl w:val="0"/>
+        </w:rPr>
+      </w:r>
+    </w:p>
+    <w:p>
+      <w:pPr>
+        <w:rPr/>
+      </w:pPr>
+      <w:r>
+        <w:rPr>
+          <w:rtl w:val="0"/>
+        </w:rPr>
+        <w:t xml:space="preserve">Esta función muestra el tablero de juego en la consola utilizando los símbolos correspondientes a cada tipo de ficha.</w:t>
+      </w:r>
+    </w:p>
+    <w:p>
+      <w:pPr>
+        <w:rPr/>
+      </w:pPr>
+      <w:r>
+        <w:rPr>
+          <w:rtl w:val="0"/>
+        </w:rPr>
+      </w:r>
+    </w:p>
+    <w:p>
+      <w:pPr>
+        <w:rPr/>
+      </w:pPr>
+      <w:r>
+        <w:rPr>
+          <w:rtl w:val="0"/>
+        </w:rPr>
+        <w:t xml:space="preserve">Para cada posición del tablero, utiliza la función </w:t>
+      </w:r>
+      <w:r>
+        <w:rPr>
+          <w:b w:val="1"/>
+          <w:bCs w:val="1"/>
+          <w:i w:val="1"/>
+          <w:iCs w:val="1"/>
+          <w:rtl w:val="0"/>
+        </w:rPr>
+        <w:t xml:space="preserve">getPiece(i , j)</w:t>
+      </w:r>
+      <w:r>
+        <w:rPr>
+          <w:rtl w:val="0"/>
+        </w:rPr>
+        <w:t xml:space="preserve"> para obtener el valor de la ficha almacenada. Este valor se utiliza como índice del arreglo </w:t>
+      </w:r>
+      <w:r>
+        <w:rPr>
+          <w:b w:val="1"/>
+          <w:bCs w:val="1"/>
+          <w:i w:val="1"/>
+          <w:iCs w:val="1"/>
+          <w:rtl w:val="0"/>
+        </w:rPr>
+        <w:t xml:space="preserve">Symbols</w:t>
+      </w:r>
+      <w:r>
+        <w:rPr>
+          <w:rtl w:val="0"/>
+        </w:rPr>
+        <w:t xml:space="preserve">, permitiendo convertir la representación numérica de la ficha en el carácter correspondiente. Adicional la función muestra los números de filas y columnas del tablero.</w:t>
+      </w:r>
+    </w:p>
+    <w:p>
+      <w:pPr>
+        <w:rPr/>
+      </w:pPr>
+      <w:r>
+        <w:rPr>
+          <w:rtl w:val="0"/>
+        </w:rPr>
+      </w:r>
+    </w:p>
+    <w:p>
+      <w:pPr>
+        <w:numPr>
+          <w:ilvl w:val="0"/>
+          <w:numId w:val="2"/>
+        </w:numPr>
+        <w:ind w:left="720" w:hanging="360"/>
+        <w:rPr>
+          <w:b w:val="1"/>
+          <w:bCs w:val="1"/>
+        </w:rPr>
+      </w:pPr>
+      <w:r>
+        <w:rPr>
+          <w:b w:val="1"/>
+          <w:bCs w:val="1"/>
+          <w:i w:val="1"/>
+          <w:iCs w:val="1"/>
+          <w:rtl w:val="0"/>
+        </w:rPr>
+        <w:t xml:space="preserve">void </w:t>
+      </w:r>
+      <w:r>
+        <w:rPr>
+          <w:b w:val="1"/>
+          <w:bCs w:val="1"/>
+          <w:rtl w:val="0"/>
+        </w:rPr>
+        <w:t xml:space="preserve">showBoardBinary()</w:t>
+      </w:r>
+    </w:p>
+    <w:p>
+      <w:pPr>
+        <w:rPr/>
+      </w:pPr>
+      <w:r>
+        <w:rPr>
+          <w:rtl w:val="0"/>
+        </w:rPr>
+      </w:r>
+    </w:p>
+    <w:p>
+      <w:pPr>
+        <w:rPr/>
+      </w:pPr>
+      <w:r>
+        <w:rPr>
+          <w:rtl w:val="0"/>
+        </w:rPr>
+        <w:t xml:space="preserve">Esta función muestra el tablero utilizando la representación binaria de cada ficha.</w:t>
+      </w:r>
+    </w:p>
+    <w:p>
+      <w:pPr>
+        <w:rPr/>
+      </w:pPr>
+      <w:r>
+        <w:rPr>
+          <w:rtl w:val="0"/>
+        </w:rPr>
+      </w:r>
+    </w:p>
+    <w:p>
+      <w:pPr>
+        <w:rPr>
+          <w:b w:val="1"/>
+          <w:bCs w:val="1"/>
+          <w:sz w:val="28"/>
+          <w:szCs w:val="28"/>
+        </w:rPr>
+      </w:pPr>
+      <w:r>
+        <w:rPr>
+          <w:rtl w:val="0"/>
+        </w:rPr>
+        <w:t xml:space="preserve">Cada ficha está representada internamente mediante 3 bits. La función obtiene el valor de cada ficha mediante </w:t>
+      </w:r>
+      <w:r>
+        <w:rPr>
+          <w:b w:val="1"/>
+          <w:bCs w:val="1"/>
+          <w:i w:val="1"/>
+          <w:iCs w:val="1"/>
+          <w:rtl w:val="0"/>
+        </w:rPr>
+        <w:t xml:space="preserve">getPiece(i , j)</w:t>
+      </w:r>
+      <w:r>
+        <w:rPr>
+          <w:b w:val="1"/>
+          <w:bCs w:val="1"/>
+          <w:rtl w:val="0"/>
+        </w:rPr>
+        <w:t xml:space="preserve"> </w:t>
+      </w:r>
+      <w:r>
+        <w:rPr>
+          <w:rtl w:val="0"/>
+        </w:rPr>
+        <w:t xml:space="preserve">y utiliza desplazamientos de bits junto con una máscara para extraer individualmente cada uno de los tres bits. Los bits se muestran desde el más significativo hasta el menos significativo. La función es útil ya que permite visualizar cómo están almacenadas internamente las fichas dentro del tablero.</w:t>
+      </w:r>
+      <w:r>
+        <w:rPr>
+          <w:rtl w:val="0"/>
+        </w:rPr>
+      </w:r>
+    </w:p>
+    <w:p>
+      <w:pPr>
+        <w:rPr>
+          <w:b w:val="1"/>
+          <w:bCs w:val="1"/>
+          <w:sz w:val="32"/>
+          <w:szCs w:val="32"/>
+        </w:rPr>
+      </w:pPr>
+      <w:r>
+        <w:rPr>
+          <w:rtl w:val="0"/>
+        </w:rPr>
+      </w:r>
+    </w:p>
+    <w:p>
+      <w:pPr>
+        <w:rPr/>
+      </w:pPr>
+      <w:r>
+        <w:rPr>
+          <w:rtl w:val="0"/>
+        </w:rPr>
+        <w:t xml:space="preserve">En este módulo encontramos el desarrollo de las funciones necesarias para seleccionar las opciones que nos permiten manejar el juego y mostrar datos relevantes al momento de la ejecución.</w:t>
+      </w:r>
+    </w:p>
+    <w:p>
+      <w:pPr>
+        <w:rPr/>
+      </w:pPr>
+      <w:r>
+        <w:rPr>
+          <w:rtl w:val="0"/>
+        </w:rPr>
+      </w:r>
+    </w:p>
+    <w:p>
+      <w:pPr>
+        <w:numPr>
+          <w:ilvl w:val="0"/>
+          <w:numId w:val="2"/>
+        </w:numPr>
+        <w:ind w:left="720" w:hanging="360"/>
+        <w:rPr>
+          <w:b w:val="1"/>
+          <w:bCs w:val="1"/>
+          <w:i w:val="1"/>
+          <w:iCs w:val="1"/>
+          <w:u w:val="none"/>
+        </w:rPr>
+      </w:pPr>
+      <w:r>
+        <w:rPr>
+          <w:b w:val="1"/>
+          <w:bCs w:val="1"/>
+          <w:i w:val="1"/>
+          <w:iCs w:val="1"/>
+          <w:rtl w:val="0"/>
+        </w:rPr>
+        <w:t xml:space="preserve">void showMenu()</w:t>
+      </w:r>
+    </w:p>
+    <w:p>
+      <w:pPr>
+        <w:rPr/>
+      </w:pPr>
+      <w:r>
+        <w:rPr>
+          <w:rtl w:val="0"/>
+        </w:rPr>
+      </w:r>
+    </w:p>
+    <w:p>
+      <w:pPr>
+        <w:rPr/>
+      </w:pPr>
+      <w:r>
+        <w:rPr>
+          <w:rtl w:val="0"/>
+        </w:rPr>
+        <w:t xml:space="preserve">Esta función muestra en la consola el menú principal de opciones disponibles durante la ejecución del juego. Permite al usuario realizar diferentes operaciones sobre el tablero, como eliminar una ficha, agregar o eliminar filas y columnas, mostrar el tablero o finalizar el programa.</w:t>
+      </w:r>
+    </w:p>
+    <w:p>
+      <w:pPr>
+        <w:rPr/>
+      </w:pPr>
+      <w:r>
+        <w:rPr>
+          <w:rtl w:val="0"/>
+        </w:rPr>
+      </w:r>
+    </w:p>
+    <w:p>
+      <w:pPr>
+        <w:ind w:left="0" w:firstLine="0"/>
+        <w:rPr>
+          <w:b w:val="1"/>
+          <w:bCs w:val="1"/>
+          <w:i w:val="1"/>
+          <w:iCs w:val="1"/>
+        </w:rPr>
+      </w:pPr>
+      <w:r>
+        <w:rPr>
+          <w:rtl w:val="0"/>
+        </w:rPr>
+      </w:r>
+    </w:p>
+    <w:p>
+      <w:pPr>
+        <w:numPr>
+          <w:ilvl w:val="0"/>
+          <w:numId w:val="2"/>
+        </w:numPr>
+        <w:ind w:left="720" w:hanging="360"/>
+        <w:rPr>
+          <w:b w:val="1"/>
+          <w:bCs w:val="1"/>
+          <w:i w:val="1"/>
+          <w:iCs w:val="1"/>
+          <w:u w:val="none"/>
+        </w:rPr>
+      </w:pPr>
+      <w:r>
+        <w:rPr>
+          <w:b w:val="1"/>
+          <w:bCs w:val="1"/>
+          <w:i w:val="1"/>
+          <w:iCs w:val="1"/>
+          <w:rtl w:val="0"/>
+        </w:rPr>
+        <w:t xml:space="preserve">void showState(int removals, int piecesRemoved, int matches, int cascades, int score)</w:t>
+      </w:r>
+      <w:r>
+        <w:rPr>
+          <w:rtl w:val="0"/>
+        </w:rPr>
+      </w:r>
+    </w:p>
+    <w:p>
+      <w:pPr>
+        <w:rPr>
+          <w:sz w:val="32"/>
+          <w:szCs w:val="32"/>
+        </w:rPr>
+      </w:pPr>
+      <w:r>
+        <w:rPr>
+          <w:rtl w:val="0"/>
+        </w:rPr>
+      </w:r>
+    </w:p>
+    <w:p>
+      <w:pPr>
+        <w:rPr/>
+      </w:pPr>
+      <w:r>
+        <w:rPr>
+          <w:rtl w:val="0"/>
+        </w:rPr>
+        <w:t xml:space="preserve">Esta función muestra en la consola el estado del juego después de realizar una jugada.</w:t>
+      </w:r>
+    </w:p>
+    <w:p>
+      <w:pPr>
+        <w:rPr/>
+      </w:pPr>
+      <w:r>
+        <w:rPr>
+          <w:rtl w:val="0"/>
+        </w:rPr>
+      </w:r>
+    </w:p>
+    <w:p>
+      <w:pPr>
+        <w:rPr/>
+      </w:pPr>
+      <w:r>
+        <w:rPr>
+          <w:rtl w:val="0"/>
+        </w:rPr>
+        <w:t xml:space="preserve">Presenta información como las dimensiones actuales del tablero, la cantidad de eliminaciones realizadas por el usuario, el número total de fichas eliminadas, las combinaciones detectadas, las cascadas producidas durante la jugada y la puntuación obtenida.</w:t>
+      </w:r>
+    </w:p>
+    <w:p>
+      <w:pPr>
+        <w:rPr/>
+      </w:pPr>
+      <w:r>
+        <w:rPr>
+          <w:rtl w:val="0"/>
+        </w:rPr>
+      </w:r>
+    </w:p>
+    <w:p>
+      <w:pPr>
+        <w:rPr/>
+      </w:pPr>
+      <w:r>
+        <w:rPr>
+          <w:rtl w:val="0"/>
+        </w:rPr>
+        <w:t xml:space="preserve">Los valores relacionados con las estadísticas del juego son recibidos como parámetros, mientras que las dimensiones del tablero se obtienen directamente de las variables globales tableRows y tableColumns.</w:t>
+      </w:r>
+    </w:p>
+    <w:p>
+      <w:pPr>
+        <w:rPr/>
+      </w:pPr>
+      <w:r>
+        <w:rPr>
+          <w:rtl w:val="0"/>
+        </w:rPr>
+      </w:r>
+    </w:p>
+    <w:p>
+      <w:pPr>
+        <w:rPr/>
+      </w:pPr>
+      <w:r>
+        <w:rPr>
+          <w:rtl w:val="0"/>
+        </w:rPr>
+      </w:r>
+    </w:p>
+    <w:p>
+      <w:pPr>
+        <w:rPr/>
+      </w:pPr>
+      <w:r>
+        <w:rPr>
+          <w:b w:val="1"/>
+          <w:bCs w:val="1"/>
+          <w:sz w:val="32"/>
+          <w:szCs w:val="32"/>
+          <w:rtl w:val="0"/>
+        </w:rPr>
+        <w:t xml:space="preserve">5.Problemas de desarrollo afrontados</w:t>
+      </w:r>
+      <w:r>
+        <w:rPr>
+          <w:rtl w:val="0"/>
+        </w:rPr>
+      </w:r>
+    </w:p>
+    <w:p>
+      <w:pPr>
+        <w:rPr/>
+      </w:pPr>
+      <w:r>
+        <w:rPr>
+          <w:rtl w:val="0"/>
+        </w:rPr>
+      </w:r>
+    </w:p>
+    <w:p>
+      <w:pPr>
+        <w:rPr/>
+      </w:pPr>
+      <w:r>
+        <w:rPr>
+          <w:rtl w:val="0"/>
+        </w:rPr>
+        <w:t xml:space="preserve">Los retos que afrontamos sobre todo fueron pensar en cómo íbamos a trabajar para lograr sacar esos bits de esos bytes, ya que C++ no permite direccionar bits individuales, lo más pequeño a lo que se puede acceder es un byte. Para eso usamos los bitwise operators.</w:t>
+      </w:r>
+    </w:p>
+    <w:p>
+      <w:pPr>
+        <w:rPr/>
+      </w:pPr>
+      <w:r>
+        <w:rPr>
+          <w:rtl w:val="0"/>
+        </w:rPr>
+      </w:r>
+    </w:p>
+    <w:p>
+      <w:pPr>
+        <w:rPr/>
+      </w:pPr>
+      <w:r>
+        <w:rPr>
+          <w:rtl w:val="0"/>
+        </w:rPr>
+        <w:t xml:space="preserve">Al principio tuvimos problemas de lógica, por ejemplo en la función getPiece, ya que estaba calculando el índice como fila × columnas pero no le sumaba la columna, entonces daba error al obtener esa ficha.</w:t>
+      </w:r>
+    </w:p>
+    <w:p>
+      <w:pPr>
+        <w:rPr/>
+      </w:pPr>
+      <w:r>
+        <w:rPr>
+          <w:rtl w:val="0"/>
+        </w:rPr>
+      </w:r>
+    </w:p>
+    <w:p>
+      <w:pPr>
+        <w:rPr/>
+      </w:pPr>
+      <w:r>
+        <w:rPr>
+          <w:rtl w:val="0"/>
+        </w:rPr>
+        <w:t xml:space="preserve">Otra función que nos generó un reto, fue la de applyGravity, aunque después de hacer un análisis concluímos la solución.</w:t>
+      </w:r>
+    </w:p>
+    <w:p>
+      <w:pPr>
+        <w:rPr/>
+      </w:pPr>
+      <w:r>
+        <w:rPr>
+          <w:rtl w:val="0"/>
+        </w:rPr>
+      </w:r>
+    </w:p>
+    <w:p>
+      <w:pPr>
+        <w:rPr/>
+      </w:pPr>
+      <w:r>
+        <w:rPr>
+          <w:rtl w:val="0"/>
+        </w:rPr>
+        <w:t xml:space="preserve">Pero definitivamente la función más difícil de desarrollar fue la de detección, ya que la lógica de ir mirando las combinaciones nos pareció un poco compleja. </w:t>
+      </w:r>
+    </w:p>
+    <w:p>
+      <w:pPr>
+        <w:rPr/>
+      </w:pPr>
+      <w:r>
+        <w:rPr>
+          <w:rtl w:val="0"/>
+        </w:rPr>
+        <w:t xml:space="preserve">El manejo de las fichas partidas entre dos bytes también fue un poco complejo, pero se logró.</w:t>
+      </w:r>
+    </w:p>
+    <w:p>
+      <w:pPr>
+        <w:rPr/>
+      </w:pPr>
+      <w:r>
+        <w:rPr>
+          <w:rtl w:val="0"/>
+        </w:rPr>
+      </w:r>
+    </w:p>
+    <w:p>
+      <w:pPr>
+        <w:rPr/>
+      </w:pPr>
+      <w:r>
+        <w:rPr>
+          <w:rtl w:val="0"/>
+        </w:rPr>
+        <w:t xml:space="preserve">Uno de los retos en el módulo view fue analizar la impresión del tablero para que las fichas mostradas por consola no aparecieran corridas y guardaran las simetrías para una buena experiencia de usuario.</w:t>
+      </w:r>
+    </w:p>
+    <w:p>
+      <w:pPr>
+        <w:rPr/>
+      </w:pPr>
+      <w:r>
+        <w:rPr>
+          <w:rtl w:val="0"/>
+        </w:rPr>
+      </w:r>
+    </w:p>
+    <w:p>
+      <w:pPr>
+        <w:rPr/>
+      </w:pPr>
+      <w:r>
+        <w:rPr>
+          <w:rtl w:val="0"/>
+        </w:rPr>
+      </w:r>
+    </w:p>
+    <w:p>
+      <w:pPr>
+        <w:rPr/>
+      </w:pPr>
+      <w:r>
+        <w:rPr>
+          <w:rtl w:val="0"/>
+        </w:rPr>
+      </w:r>
+    </w:p>
+    <w:p>
+      <w:pPr>
+        <w:rPr/>
+      </w:pPr>
+      <w:r>
+        <w:rPr>
+          <w:rtl w:val="0"/>
+        </w:rPr>
+      </w:r>
+    </w:p>
+    <w:p>
+      <w:pPr>
+        <w:rPr/>
+      </w:pPr>
+      <w:r>
+        <w:rPr>
+          <w:rtl w:val="0"/>
+        </w:rPr>
+      </w:r>
+    </w:p>
+    <w:p>
+      <w:pPr>
+        <w:rPr>
+          <w:sz w:val="32"/>
+          <w:szCs w:val="32"/>
+        </w:rPr>
+      </w:pPr>
+      <w:r>
+        <w:rPr>
+          <w:rtl w:val="0"/>
+        </w:rPr>
+      </w:r>
+    </w:p>
+    <w:p>
+      <w:pPr>
+        <w:rPr/>
+      </w:pPr>
+      <w:r>
+        <w:rPr>
+          <w:rtl w:val="0"/>
+        </w:rPr>
       </w:r>
     </w:p>
     <w:p>
@@ -233,7 +3226,234 @@
 </file>
 
 <file path=word/numbering.xml><?xml version="1.0" encoding="utf-8"?>
-<w:numbering xmlns:mc="http://schemas.openxmlformats.org/markup-compatibility/2006" xmlns:o="urn:schemas-microsoft-com:office:office" xmlns:r="http://schemas.openxmlformats.org/officeDocument/2006/relationships" xmlns:m="http://schemas.openxmlformats.org/officeDocument/2006/math" xmlns:v="urn:schemas-microsoft-com:vml" xmlns:wp="http://schemas.openxmlformats.org/drawingml/2006/wordprocessingDrawing" xmlns:w10="urn:schemas-microsoft-com:office:word" xmlns:w="http://schemas.openxmlformats.org/wordprocessingml/2006/main" xmlns:wne="http://schemas.microsoft.com/office/word/2006/wordml" xmlns:sl="http://schemas.openxmlformats.org/schemaLibrary/2006/main" xmlns:a="http://schemas.openxmlformats.org/drawingml/2006/main" xmlns:pic="http://schemas.openxmlformats.org/drawingml/2006/picture" xmlns:c="http://schemas.openxmlformats.org/drawingml/2006/chart" xmlns:lc="http://schemas.openxmlformats.org/drawingml/2006/lockedCanvas" xmlns:dgm="http://schemas.openxmlformats.org/drawingml/2006/diagram" xmlns:wps="http://schemas.microsoft.com/office/word/2010/wordprocessingShape" xmlns:wpg="http://schemas.microsoft.com/office/word/2010/wordprocessingGroup" xmlns:w14="http://schemas.microsoft.com/office/word/2010/wordml" xmlns:w15="http://schemas.microsoft.com/office/word/2012/wordml" xmlns:w16="http://schemas.microsoft.com/office/word/2018/wordml" xmlns:w16cex="http://schemas.microsoft.com/office/word/2018/wordml/cex" xmlns:w16cid="http://schemas.microsoft.com/office/word/2016/wordml/cid" xmlns="http://schemas.microsoft.com/office/tasks/2019/documenttasks" xmlns:cr="http://schemas.microsoft.com/office/comments/2020/reactions"/>
+<w:numbering xmlns:mc="http://schemas.openxmlformats.org/markup-compatibility/2006" xmlns:o="urn:schemas-microsoft-com:office:office" xmlns:r="http://schemas.openxmlformats.org/officeDocument/2006/relationships" xmlns:m="http://schemas.openxmlformats.org/officeDocument/2006/math" xmlns:v="urn:schemas-microsoft-com:vml" xmlns:wp="http://schemas.openxmlformats.org/drawingml/2006/wordprocessingDrawing" xmlns:w10="urn:schemas-microsoft-com:office:word" xmlns:w="http://schemas.openxmlformats.org/wordprocessingml/2006/main" xmlns:wne="http://schemas.microsoft.com/office/word/2006/wordml" xmlns:sl="http://schemas.openxmlformats.org/schemaLibrary/2006/main" xmlns:a="http://schemas.openxmlformats.org/drawingml/2006/main" xmlns:pic="http://schemas.openxmlformats.org/drawingml/2006/picture" xmlns:c="http://schemas.openxmlformats.org/drawingml/2006/chart" xmlns:lc="http://schemas.openxmlformats.org/drawingml/2006/lockedCanvas" xmlns:dgm="http://schemas.openxmlformats.org/drawingml/2006/diagram" xmlns:wps="http://schemas.microsoft.com/office/word/2010/wordprocessingShape" xmlns:wpg="http://schemas.microsoft.com/office/word/2010/wordprocessingGroup" xmlns:w14="http://schemas.microsoft.com/office/word/2010/wordml" xmlns:w15="http://schemas.microsoft.com/office/word/2012/wordml" xmlns:w16="http://schemas.microsoft.com/office/word/2018/wordml" xmlns:w16cex="http://schemas.microsoft.com/office/word/2018/wordml/cex" xmlns:w16cid="http://schemas.microsoft.com/office/word/2016/wordml/cid" xmlns="http://schemas.microsoft.com/office/tasks/2019/documenttasks" xmlns:cr="http://schemas.microsoft.com/office/comments/2020/reactions">
+  <w:abstractNum w:abstractNumId="1">
+    <w:lvl w:ilvl="0">
+      <w:start w:val="1"/>
+      <w:numFmt w:val="decimal"/>
+      <w:lvlText w:val="%1."/>
+      <w:lvlJc w:val="left"/>
+      <w:pPr>
+        <w:ind w:left="720" w:hanging="360"/>
+      </w:pPr>
+      <w:rPr>
+        <w:u w:val="none"/>
+      </w:rPr>
+    </w:lvl>
+    <w:lvl w:ilvl="1">
+      <w:start w:val="1"/>
+      <w:numFmt w:val="lowerLetter"/>
+      <w:lvlText w:val="%2."/>
+      <w:lvlJc w:val="left"/>
+      <w:pPr>
+        <w:ind w:left="1440" w:hanging="360"/>
+      </w:pPr>
+      <w:rPr>
+        <w:u w:val="none"/>
+      </w:rPr>
+    </w:lvl>
+    <w:lvl w:ilvl="2">
+      <w:start w:val="1"/>
+      <w:numFmt w:val="lowerRoman"/>
+      <w:lvlText w:val="%3."/>
+      <w:lvlJc w:val="right"/>
+      <w:pPr>
+        <w:ind w:left="2160" w:hanging="360"/>
+      </w:pPr>
+      <w:rPr>
+        <w:u w:val="none"/>
+      </w:rPr>
+    </w:lvl>
+    <w:lvl w:ilvl="3">
+      <w:start w:val="1"/>
+      <w:numFmt w:val="decimal"/>
+      <w:lvlText w:val="%4."/>
+      <w:lvlJc w:val="left"/>
+      <w:pPr>
+        <w:ind w:left="2880" w:hanging="360"/>
+      </w:pPr>
+      <w:rPr>
+        <w:u w:val="none"/>
+      </w:rPr>
+    </w:lvl>
+    <w:lvl w:ilvl="4">
+      <w:start w:val="1"/>
+      <w:numFmt w:val="lowerLetter"/>
+      <w:lvlText w:val="%5."/>
+      <w:lvlJc w:val="left"/>
+      <w:pPr>
+        <w:ind w:left="3600" w:hanging="360"/>
+      </w:pPr>
+      <w:rPr>
+        <w:u w:val="none"/>
+      </w:rPr>
+    </w:lvl>
+    <w:lvl w:ilvl="5">
+      <w:start w:val="1"/>
+      <w:numFmt w:val="lowerRoman"/>
+      <w:lvlText w:val="%6."/>
+      <w:lvlJc w:val="right"/>
+      <w:pPr>
+        <w:ind w:left="4320" w:hanging="360"/>
+      </w:pPr>
+      <w:rPr>
+        <w:u w:val="none"/>
+      </w:rPr>
+    </w:lvl>
+    <w:lvl w:ilvl="6">
+      <w:start w:val="1"/>
+      <w:numFmt w:val="decimal"/>
+      <w:lvlText w:val="%7."/>
+      <w:lvlJc w:val="left"/>
+      <w:pPr>
+        <w:ind w:left="5040" w:hanging="360"/>
+      </w:pPr>
+      <w:rPr>
+        <w:u w:val="none"/>
+      </w:rPr>
+    </w:lvl>
+    <w:lvl w:ilvl="7">
+      <w:start w:val="1"/>
+      <w:numFmt w:val="lowerLetter"/>
+      <w:lvlText w:val="%8."/>
+      <w:lvlJc w:val="left"/>
+      <w:pPr>
+        <w:ind w:left="5760" w:hanging="360"/>
+      </w:pPr>
+      <w:rPr>
+        <w:u w:val="none"/>
+      </w:rPr>
+    </w:lvl>
+    <w:lvl w:ilvl="8">
+      <w:start w:val="1"/>
+      <w:numFmt w:val="lowerRoman"/>
+      <w:lvlText w:val="%9."/>
+      <w:lvlJc w:val="right"/>
+      <w:pPr>
+        <w:ind w:left="6480" w:hanging="360"/>
+      </w:pPr>
+      <w:rPr>
+        <w:u w:val="none"/>
+      </w:rPr>
+    </w:lvl>
+  </w:abstractNum>
+  <w:abstractNum w:abstractNumId="2">
+    <w:lvl w:ilvl="0">
+      <w:start w:val="1"/>
+      <w:numFmt w:val="decimal"/>
+      <w:lvlText w:val="%1."/>
+      <w:lvlJc w:val="left"/>
+      <w:pPr>
+        <w:ind w:left="720" w:hanging="360"/>
+      </w:pPr>
+      <w:rPr>
+        <w:u w:val="none"/>
+      </w:rPr>
+    </w:lvl>
+    <w:lvl w:ilvl="1">
+      <w:start w:val="1"/>
+      <w:numFmt w:val="lowerLetter"/>
+      <w:lvlText w:val="%2."/>
+      <w:lvlJc w:val="left"/>
+      <w:pPr>
+        <w:ind w:left="1440" w:hanging="360"/>
+      </w:pPr>
+      <w:rPr>
+        <w:u w:val="none"/>
+      </w:rPr>
+    </w:lvl>
+    <w:lvl w:ilvl="2">
+      <w:start w:val="1"/>
+      <w:numFmt w:val="lowerRoman"/>
+      <w:lvlText w:val="%3."/>
+      <w:lvlJc w:val="right"/>
+      <w:pPr>
+        <w:ind w:left="2160" w:hanging="360"/>
+      </w:pPr>
+      <w:rPr>
+        <w:u w:val="none"/>
+      </w:rPr>
+    </w:lvl>
+    <w:lvl w:ilvl="3">
+      <w:start w:val="1"/>
+      <w:numFmt w:val="decimal"/>
+      <w:lvlText w:val="%4."/>
+      <w:lvlJc w:val="left"/>
+      <w:pPr>
+        <w:ind w:left="2880" w:hanging="360"/>
+      </w:pPr>
+      <w:rPr>
+        <w:u w:val="none"/>
+      </w:rPr>
+    </w:lvl>
+    <w:lvl w:ilvl="4">
+      <w:start w:val="1"/>
+      <w:numFmt w:val="lowerLetter"/>
+      <w:lvlText w:val="%5."/>
+      <w:lvlJc w:val="left"/>
+      <w:pPr>
+        <w:ind w:left="3600" w:hanging="360"/>
+      </w:pPr>
+      <w:rPr>
+        <w:u w:val="none"/>
+      </w:rPr>
+    </w:lvl>
+    <w:lvl w:ilvl="5">
+      <w:start w:val="1"/>
+      <w:numFmt w:val="lowerRoman"/>
+      <w:lvlText w:val="%6."/>
+      <w:lvlJc w:val="right"/>
+      <w:pPr>
+        <w:ind w:left="4320" w:hanging="360"/>
+      </w:pPr>
+      <w:rPr>
+        <w:u w:val="none"/>
+      </w:rPr>
+    </w:lvl>
+    <w:lvl w:ilvl="6">
+      <w:start w:val="1"/>
+      <w:numFmt w:val="decimal"/>
+      <w:lvlText w:val="%7."/>
+      <w:lvlJc w:val="left"/>
+      <w:pPr>
+        <w:ind w:left="5040" w:hanging="360"/>
+      </w:pPr>
+      <w:rPr>
+        <w:u w:val="none"/>
+      </w:rPr>
+    </w:lvl>
+    <w:lvl w:ilvl="7">
+      <w:start w:val="1"/>
+      <w:numFmt w:val="lowerLetter"/>
+      <w:lvlText w:val="%8."/>
+      <w:lvlJc w:val="left"/>
+      <w:pPr>
+        <w:ind w:left="5760" w:hanging="360"/>
+      </w:pPr>
+      <w:rPr>
+        <w:u w:val="none"/>
+      </w:rPr>
+    </w:lvl>
+    <w:lvl w:ilvl="8">
+      <w:start w:val="1"/>
+      <w:numFmt w:val="lowerRoman"/>
+      <w:lvlText w:val="%9."/>
+      <w:lvlJc w:val="right"/>
+      <w:pPr>
+        <w:ind w:left="6480" w:hanging="360"/>
+      </w:pPr>
+      <w:rPr>
+        <w:u w:val="none"/>
+      </w:rPr>
+    </w:lvl>
+  </w:abstractNum>
+  <w:num w:numId="1">
+    <w:abstractNumId w:val="1"/>
+  </w:num>
+  <w:num w:numId="2">
+    <w:abstractNumId w:val="2"/>
+  </w:num>
+</w:numbering>
 </file>
 
 <file path=word/styles.xml><?xml version="1.0" encoding="utf-8"?>
